--- a/fuentes/CFA1_62110007_DU.docx
+++ b/fuentes/CFA1_62110007_DU.docx
@@ -85,7 +85,7 @@
               </wp:anchor>
             </w:drawing>
           </mc:Choice>
-          <mc:Fallback xmlns:oel="http://schemas.microsoft.com/office/2019/extlst" xmlns:w16du="http://schemas.microsoft.com/office/word/2023/wordml/word16du" xmlns:w16sdtfl="http://schemas.microsoft.com/office/word/2024/wordml/sdtformatlock">
+          <mc:Fallback xmlns:w16sdtfl="http://schemas.microsoft.com/office/word/2024/wordml/sdtformatlock" xmlns:w16du="http://schemas.microsoft.com/office/word/2023/wordml/word16du" xmlns:oel="http://schemas.microsoft.com/office/2019/extlst">
             <w:pict>
               <v:rect w14:anchorId="4E7873B1" id="Rectángulo 3" o:spid="_x0000_s1026" alt="&quot;&quot;" style="position:absolute;margin-left:-54pt;margin-top:31.65pt;width:613.85pt;height:204pt;z-index:-251655168;visibility:visible;mso-wrap-style:square;mso-height-percent:0;mso-wrap-distance-left:9pt;mso-wrap-distance-top:0;mso-wrap-distance-right:9pt;mso-wrap-distance-bottom:0;mso-position-horizontal:absolute;mso-position-horizontal-relative:text;mso-position-vertical:absolute;mso-position-vertical-relative:text;mso-height-percent:0;mso-height-relative:margin;v-text-anchor:middle" o:gfxdata="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" fillcolor="#00314d" stroked="f" strokeweight="1pt"/>
             </w:pict>
@@ -534,7 +534,7 @@
           <w:r>
             <w:fldChar w:fldCharType="separate"/>
           </w:r>
-          <w:hyperlink w:anchor="_Toc214390550" w:history="1">
+          <w:hyperlink w:anchor="_Toc214870328" w:history="1">
             <w:r>
               <w:rPr>
                 <w:rStyle w:val="Hipervnculo"/>
@@ -561,7 +561,7 @@
                 <w:noProof/>
                 <w:webHidden/>
               </w:rPr>
-              <w:instrText xml:space="preserve"> PAGEREF _Toc214390550 \h </w:instrText>
+              <w:instrText xml:space="preserve"> PAGEREF _Toc214870328 \h </w:instrText>
             </w:r>
             <w:r>
               <w:rPr>
@@ -608,7 +608,7 @@
               <w14:ligatures w14:val="none"/>
             </w:rPr>
           </w:pPr>
-          <w:hyperlink w:anchor="_Toc214390551" w:history="1">
+          <w:hyperlink w:anchor="_Toc214870329" w:history="1">
             <w:r>
               <w:rPr>
                 <w:rStyle w:val="Hipervnculo"/>
@@ -653,7 +653,7 @@
                 <w:noProof/>
                 <w:webHidden/>
               </w:rPr>
-              <w:instrText xml:space="preserve"> PAGEREF _Toc214390551 \h </w:instrText>
+              <w:instrText xml:space="preserve"> PAGEREF _Toc214870329 \h </w:instrText>
             </w:r>
             <w:r>
               <w:rPr>
@@ -696,7 +696,7 @@
               <w14:ligatures w14:val="none"/>
             </w:rPr>
           </w:pPr>
-          <w:hyperlink w:anchor="_Toc214390552" w:history="1">
+          <w:hyperlink w:anchor="_Toc214870330" w:history="1">
             <w:r>
               <w:rPr>
                 <w:rStyle w:val="Hipervnculo"/>
@@ -741,7 +741,7 @@
                 <w:noProof/>
                 <w:webHidden/>
               </w:rPr>
-              <w:instrText xml:space="preserve"> PAGEREF _Toc214390552 \h </w:instrText>
+              <w:instrText xml:space="preserve"> PAGEREF _Toc214870330 \h </w:instrText>
             </w:r>
             <w:r>
               <w:rPr>
@@ -784,7 +784,7 @@
               <w14:ligatures w14:val="none"/>
             </w:rPr>
           </w:pPr>
-          <w:hyperlink w:anchor="_Toc214390553" w:history="1">
+          <w:hyperlink w:anchor="_Toc214870331" w:history="1">
             <w:r>
               <w:rPr>
                 <w:rStyle w:val="Hipervnculo"/>
@@ -829,7 +829,7 @@
                 <w:noProof/>
                 <w:webHidden/>
               </w:rPr>
-              <w:instrText xml:space="preserve"> PAGEREF _Toc214390553 \h </w:instrText>
+              <w:instrText xml:space="preserve"> PAGEREF _Toc214870331 \h </w:instrText>
             </w:r>
             <w:r>
               <w:rPr>
@@ -872,7 +872,7 @@
               <w14:ligatures w14:val="none"/>
             </w:rPr>
           </w:pPr>
-          <w:hyperlink w:anchor="_Toc214390554" w:history="1">
+          <w:hyperlink w:anchor="_Toc214870332" w:history="1">
             <w:r>
               <w:rPr>
                 <w:rStyle w:val="Hipervnculo"/>
@@ -917,7 +917,7 @@
                 <w:noProof/>
                 <w:webHidden/>
               </w:rPr>
-              <w:instrText xml:space="preserve"> PAGEREF _Toc214390554 \h </w:instrText>
+              <w:instrText xml:space="preserve"> PAGEREF _Toc214870332 \h </w:instrText>
             </w:r>
             <w:r>
               <w:rPr>
@@ -960,7 +960,7 @@
               <w14:ligatures w14:val="none"/>
             </w:rPr>
           </w:pPr>
-          <w:hyperlink w:anchor="_Toc214390555" w:history="1">
+          <w:hyperlink w:anchor="_Toc214870333" w:history="1">
             <w:r>
               <w:rPr>
                 <w:rStyle w:val="Hipervnculo"/>
@@ -1005,7 +1005,7 @@
                 <w:noProof/>
                 <w:webHidden/>
               </w:rPr>
-              <w:instrText xml:space="preserve"> PAGEREF _Toc214390555 \h </w:instrText>
+              <w:instrText xml:space="preserve"> PAGEREF _Toc214870333 \h </w:instrText>
             </w:r>
             <w:r>
               <w:rPr>
@@ -1048,7 +1048,7 @@
               <w14:ligatures w14:val="none"/>
             </w:rPr>
           </w:pPr>
-          <w:hyperlink w:anchor="_Toc214390556" w:history="1">
+          <w:hyperlink w:anchor="_Toc214870334" w:history="1">
             <w:r>
               <w:rPr>
                 <w:rStyle w:val="Hipervnculo"/>
@@ -1093,7 +1093,7 @@
                 <w:noProof/>
                 <w:webHidden/>
               </w:rPr>
-              <w:instrText xml:space="preserve"> PAGEREF _Toc214390556 \h </w:instrText>
+              <w:instrText xml:space="preserve"> PAGEREF _Toc214870334 \h </w:instrText>
             </w:r>
             <w:r>
               <w:rPr>
@@ -1140,7 +1140,7 @@
               <w14:ligatures w14:val="none"/>
             </w:rPr>
           </w:pPr>
-          <w:hyperlink w:anchor="_Toc214390557" w:history="1">
+          <w:hyperlink w:anchor="_Toc214870335" w:history="1">
             <w:r>
               <w:rPr>
                 <w:rStyle w:val="Hipervnculo"/>
@@ -1185,7 +1185,7 @@
                 <w:noProof/>
                 <w:webHidden/>
               </w:rPr>
-              <w:instrText xml:space="preserve"> PAGEREF _Toc214390557 \h </w:instrText>
+              <w:instrText xml:space="preserve"> PAGEREF _Toc214870335 \h </w:instrText>
             </w:r>
             <w:r>
               <w:rPr>
@@ -1228,7 +1228,7 @@
               <w14:ligatures w14:val="none"/>
             </w:rPr>
           </w:pPr>
-          <w:hyperlink w:anchor="_Toc214390559" w:history="1">
+          <w:hyperlink w:anchor="_Toc214870337" w:history="1">
             <w:r>
               <w:rPr>
                 <w:rStyle w:val="Hipervnculo"/>
@@ -1273,7 +1273,7 @@
                 <w:noProof/>
                 <w:webHidden/>
               </w:rPr>
-              <w:instrText xml:space="preserve"> PAGEREF _Toc214390559 \h </w:instrText>
+              <w:instrText xml:space="preserve"> PAGEREF _Toc214870337 \h </w:instrText>
             </w:r>
             <w:r>
               <w:rPr>
@@ -1316,7 +1316,7 @@
               <w14:ligatures w14:val="none"/>
             </w:rPr>
           </w:pPr>
-          <w:hyperlink w:anchor="_Toc214390560" w:history="1">
+          <w:hyperlink w:anchor="_Toc214870338" w:history="1">
             <w:r>
               <w:rPr>
                 <w:rStyle w:val="Hipervnculo"/>
@@ -1361,7 +1361,7 @@
                 <w:noProof/>
                 <w:webHidden/>
               </w:rPr>
-              <w:instrText xml:space="preserve"> PAGEREF _Toc214390560 \h </w:instrText>
+              <w:instrText xml:space="preserve"> PAGEREF _Toc214870338 \h </w:instrText>
             </w:r>
             <w:r>
               <w:rPr>
@@ -1404,7 +1404,7 @@
               <w14:ligatures w14:val="none"/>
             </w:rPr>
           </w:pPr>
-          <w:hyperlink w:anchor="_Toc214390561" w:history="1">
+          <w:hyperlink w:anchor="_Toc214870339" w:history="1">
             <w:r>
               <w:rPr>
                 <w:rStyle w:val="Hipervnculo"/>
@@ -1449,7 +1449,7 @@
                 <w:noProof/>
                 <w:webHidden/>
               </w:rPr>
-              <w:instrText xml:space="preserve"> PAGEREF _Toc214390561 \h </w:instrText>
+              <w:instrText xml:space="preserve"> PAGEREF _Toc214870339 \h </w:instrText>
             </w:r>
             <w:r>
               <w:rPr>
@@ -1492,7 +1492,7 @@
               <w14:ligatures w14:val="none"/>
             </w:rPr>
           </w:pPr>
-          <w:hyperlink w:anchor="_Toc214390562" w:history="1">
+          <w:hyperlink w:anchor="_Toc214870340" w:history="1">
             <w:r>
               <w:rPr>
                 <w:rStyle w:val="Hipervnculo"/>
@@ -1537,7 +1537,7 @@
                 <w:noProof/>
                 <w:webHidden/>
               </w:rPr>
-              <w:instrText xml:space="preserve"> PAGEREF _Toc214390562 \h </w:instrText>
+              <w:instrText xml:space="preserve"> PAGEREF _Toc214870340 \h </w:instrText>
             </w:r>
             <w:r>
               <w:rPr>
@@ -1580,7 +1580,7 @@
               <w14:ligatures w14:val="none"/>
             </w:rPr>
           </w:pPr>
-          <w:hyperlink w:anchor="_Toc214390563" w:history="1">
+          <w:hyperlink w:anchor="_Toc214870341" w:history="1">
             <w:r>
               <w:rPr>
                 <w:rStyle w:val="Hipervnculo"/>
@@ -1625,7 +1625,7 @@
                 <w:noProof/>
                 <w:webHidden/>
               </w:rPr>
-              <w:instrText xml:space="preserve"> PAGEREF _Toc214390563 \h </w:instrText>
+              <w:instrText xml:space="preserve"> PAGEREF _Toc214870341 \h </w:instrText>
             </w:r>
             <w:r>
               <w:rPr>
@@ -1672,7 +1672,7 @@
               <w14:ligatures w14:val="none"/>
             </w:rPr>
           </w:pPr>
-          <w:hyperlink w:anchor="_Toc214390564" w:history="1">
+          <w:hyperlink w:anchor="_Toc214870342" w:history="1">
             <w:r>
               <w:rPr>
                 <w:rStyle w:val="Hipervnculo"/>
@@ -1717,7 +1717,7 @@
                 <w:noProof/>
                 <w:webHidden/>
               </w:rPr>
-              <w:instrText xml:space="preserve"> PAGEREF _Toc214390564 \h </w:instrText>
+              <w:instrText xml:space="preserve"> PAGEREF _Toc214870342 \h </w:instrText>
             </w:r>
             <w:r>
               <w:rPr>
@@ -1760,7 +1760,7 @@
               <w14:ligatures w14:val="none"/>
             </w:rPr>
           </w:pPr>
-          <w:hyperlink w:anchor="_Toc214390566" w:history="1">
+          <w:hyperlink w:anchor="_Toc214870344" w:history="1">
             <w:r>
               <w:rPr>
                 <w:rStyle w:val="Hipervnculo"/>
@@ -1805,7 +1805,7 @@
                 <w:noProof/>
                 <w:webHidden/>
               </w:rPr>
-              <w:instrText xml:space="preserve"> PAGEREF _Toc214390566 \h </w:instrText>
+              <w:instrText xml:space="preserve"> PAGEREF _Toc214870344 \h </w:instrText>
             </w:r>
             <w:r>
               <w:rPr>
@@ -1848,7 +1848,7 @@
               <w14:ligatures w14:val="none"/>
             </w:rPr>
           </w:pPr>
-          <w:hyperlink w:anchor="_Toc214390567" w:history="1">
+          <w:hyperlink w:anchor="_Toc214870345" w:history="1">
             <w:r>
               <w:rPr>
                 <w:rStyle w:val="Hipervnculo"/>
@@ -1893,7 +1893,7 @@
                 <w:noProof/>
                 <w:webHidden/>
               </w:rPr>
-              <w:instrText xml:space="preserve"> PAGEREF _Toc214390567 \h </w:instrText>
+              <w:instrText xml:space="preserve"> PAGEREF _Toc214870345 \h </w:instrText>
             </w:r>
             <w:r>
               <w:rPr>
@@ -1936,7 +1936,7 @@
               <w14:ligatures w14:val="none"/>
             </w:rPr>
           </w:pPr>
-          <w:hyperlink w:anchor="_Toc214390568" w:history="1">
+          <w:hyperlink w:anchor="_Toc214870346" w:history="1">
             <w:r>
               <w:rPr>
                 <w:rStyle w:val="Hipervnculo"/>
@@ -1981,7 +1981,7 @@
                 <w:noProof/>
                 <w:webHidden/>
               </w:rPr>
-              <w:instrText xml:space="preserve"> PAGEREF _Toc214390568 \h </w:instrText>
+              <w:instrText xml:space="preserve"> PAGEREF _Toc214870346 \h </w:instrText>
             </w:r>
             <w:r>
               <w:rPr>
@@ -2024,7 +2024,7 @@
               <w14:ligatures w14:val="none"/>
             </w:rPr>
           </w:pPr>
-          <w:hyperlink w:anchor="_Toc214390569" w:history="1">
+          <w:hyperlink w:anchor="_Toc214870347" w:history="1">
             <w:r>
               <w:rPr>
                 <w:rStyle w:val="Hipervnculo"/>
@@ -2069,7 +2069,7 @@
                 <w:noProof/>
                 <w:webHidden/>
               </w:rPr>
-              <w:instrText xml:space="preserve"> PAGEREF _Toc214390569 \h </w:instrText>
+              <w:instrText xml:space="preserve"> PAGEREF _Toc214870347 \h </w:instrText>
             </w:r>
             <w:r>
               <w:rPr>
@@ -2112,7 +2112,7 @@
               <w14:ligatures w14:val="none"/>
             </w:rPr>
           </w:pPr>
-          <w:hyperlink w:anchor="_Toc214390570" w:history="1">
+          <w:hyperlink w:anchor="_Toc214870348" w:history="1">
             <w:r>
               <w:rPr>
                 <w:rStyle w:val="Hipervnculo"/>
@@ -2157,7 +2157,7 @@
                 <w:noProof/>
                 <w:webHidden/>
               </w:rPr>
-              <w:instrText xml:space="preserve"> PAGEREF _Toc214390570 \h </w:instrText>
+              <w:instrText xml:space="preserve"> PAGEREF _Toc214870348 \h </w:instrText>
             </w:r>
             <w:r>
               <w:rPr>
@@ -2200,7 +2200,7 @@
               <w14:ligatures w14:val="none"/>
             </w:rPr>
           </w:pPr>
-          <w:hyperlink w:anchor="_Toc214390571" w:history="1">
+          <w:hyperlink w:anchor="_Toc214870349" w:history="1">
             <w:r>
               <w:rPr>
                 <w:rStyle w:val="Hipervnculo"/>
@@ -2245,7 +2245,7 @@
                 <w:noProof/>
                 <w:webHidden/>
               </w:rPr>
-              <w:instrText xml:space="preserve"> PAGEREF _Toc214390571 \h </w:instrText>
+              <w:instrText xml:space="preserve"> PAGEREF _Toc214870349 \h </w:instrText>
             </w:r>
             <w:r>
               <w:rPr>
@@ -2288,7 +2288,7 @@
               <w14:ligatures w14:val="none"/>
             </w:rPr>
           </w:pPr>
-          <w:hyperlink w:anchor="_Toc214390572" w:history="1">
+          <w:hyperlink w:anchor="_Toc214870350" w:history="1">
             <w:r>
               <w:rPr>
                 <w:rStyle w:val="Hipervnculo"/>
@@ -2333,7 +2333,7 @@
                 <w:noProof/>
                 <w:webHidden/>
               </w:rPr>
-              <w:instrText xml:space="preserve"> PAGEREF _Toc214390572 \h </w:instrText>
+              <w:instrText xml:space="preserve"> PAGEREF _Toc214870350 \h </w:instrText>
             </w:r>
             <w:r>
               <w:rPr>
@@ -2380,7 +2380,7 @@
               <w14:ligatures w14:val="none"/>
             </w:rPr>
           </w:pPr>
-          <w:hyperlink w:anchor="_Toc214390573" w:history="1">
+          <w:hyperlink w:anchor="_Toc214870351" w:history="1">
             <w:r>
               <w:rPr>
                 <w:rStyle w:val="Hipervnculo"/>
@@ -2425,7 +2425,7 @@
                 <w:noProof/>
                 <w:webHidden/>
               </w:rPr>
-              <w:instrText xml:space="preserve"> PAGEREF _Toc214390573 \h </w:instrText>
+              <w:instrText xml:space="preserve"> PAGEREF _Toc214870351 \h </w:instrText>
             </w:r>
             <w:r>
               <w:rPr>
@@ -2468,7 +2468,7 @@
               <w14:ligatures w14:val="none"/>
             </w:rPr>
           </w:pPr>
-          <w:hyperlink w:anchor="_Toc214390575" w:history="1">
+          <w:hyperlink w:anchor="_Toc214870353" w:history="1">
             <w:r>
               <w:rPr>
                 <w:rStyle w:val="Hipervnculo"/>
@@ -2513,7 +2513,7 @@
                 <w:noProof/>
                 <w:webHidden/>
               </w:rPr>
-              <w:instrText xml:space="preserve"> PAGEREF _Toc214390575 \h </w:instrText>
+              <w:instrText xml:space="preserve"> PAGEREF _Toc214870353 \h </w:instrText>
             </w:r>
             <w:r>
               <w:rPr>
@@ -2556,7 +2556,7 @@
               <w14:ligatures w14:val="none"/>
             </w:rPr>
           </w:pPr>
-          <w:hyperlink w:anchor="_Toc214390576" w:history="1">
+          <w:hyperlink w:anchor="_Toc214870354" w:history="1">
             <w:r>
               <w:rPr>
                 <w:rStyle w:val="Hipervnculo"/>
@@ -2601,7 +2601,7 @@
                 <w:noProof/>
                 <w:webHidden/>
               </w:rPr>
-              <w:instrText xml:space="preserve"> PAGEREF _Toc214390576 \h </w:instrText>
+              <w:instrText xml:space="preserve"> PAGEREF _Toc214870354 \h </w:instrText>
             </w:r>
             <w:r>
               <w:rPr>
@@ -2644,7 +2644,7 @@
               <w14:ligatures w14:val="none"/>
             </w:rPr>
           </w:pPr>
-          <w:hyperlink w:anchor="_Toc214390577" w:history="1">
+          <w:hyperlink w:anchor="_Toc214870355" w:history="1">
             <w:r>
               <w:rPr>
                 <w:rStyle w:val="Hipervnculo"/>
@@ -2689,7 +2689,7 @@
                 <w:noProof/>
                 <w:webHidden/>
               </w:rPr>
-              <w:instrText xml:space="preserve"> PAGEREF _Toc214390577 \h </w:instrText>
+              <w:instrText xml:space="preserve"> PAGEREF _Toc214870355 \h </w:instrText>
             </w:r>
             <w:r>
               <w:rPr>
@@ -2732,7 +2732,7 @@
               <w14:ligatures w14:val="none"/>
             </w:rPr>
           </w:pPr>
-          <w:hyperlink w:anchor="_Toc214390578" w:history="1">
+          <w:hyperlink w:anchor="_Toc214870356" w:history="1">
             <w:r>
               <w:rPr>
                 <w:rStyle w:val="Hipervnculo"/>
@@ -2777,7 +2777,7 @@
                 <w:noProof/>
                 <w:webHidden/>
               </w:rPr>
-              <w:instrText xml:space="preserve"> PAGEREF _Toc214390578 \h </w:instrText>
+              <w:instrText xml:space="preserve"> PAGEREF _Toc214870356 \h </w:instrText>
             </w:r>
             <w:r>
               <w:rPr>
@@ -2820,7 +2820,7 @@
               <w14:ligatures w14:val="none"/>
             </w:rPr>
           </w:pPr>
-          <w:hyperlink w:anchor="_Toc214390579" w:history="1">
+          <w:hyperlink w:anchor="_Toc214870357" w:history="1">
             <w:r>
               <w:rPr>
                 <w:rStyle w:val="Hipervnculo"/>
@@ -2865,7 +2865,7 @@
                 <w:noProof/>
                 <w:webHidden/>
               </w:rPr>
-              <w:instrText xml:space="preserve"> PAGEREF _Toc214390579 \h </w:instrText>
+              <w:instrText xml:space="preserve"> PAGEREF _Toc214870357 \h </w:instrText>
             </w:r>
             <w:r>
               <w:rPr>
@@ -2908,7 +2908,7 @@
               <w14:ligatures w14:val="none"/>
             </w:rPr>
           </w:pPr>
-          <w:hyperlink w:anchor="_Toc214390580" w:history="1">
+          <w:hyperlink w:anchor="_Toc214870358" w:history="1">
             <w:r>
               <w:rPr>
                 <w:rStyle w:val="Hipervnculo"/>
@@ -2953,7 +2953,7 @@
                 <w:noProof/>
                 <w:webHidden/>
               </w:rPr>
-              <w:instrText xml:space="preserve"> PAGEREF _Toc214390580 \h </w:instrText>
+              <w:instrText xml:space="preserve"> PAGEREF _Toc214870358 \h </w:instrText>
             </w:r>
             <w:r>
               <w:rPr>
@@ -3000,7 +3000,7 @@
               <w14:ligatures w14:val="none"/>
             </w:rPr>
           </w:pPr>
-          <w:hyperlink w:anchor="_Toc214390581" w:history="1">
+          <w:hyperlink w:anchor="_Toc214870359" w:history="1">
             <w:r>
               <w:rPr>
                 <w:rStyle w:val="Hipervnculo"/>
@@ -3045,7 +3045,7 @@
                 <w:noProof/>
                 <w:webHidden/>
               </w:rPr>
-              <w:instrText xml:space="preserve"> PAGEREF _Toc214390581 \h </w:instrText>
+              <w:instrText xml:space="preserve"> PAGEREF _Toc214870359 \h </w:instrText>
             </w:r>
             <w:r>
               <w:rPr>
@@ -3088,7 +3088,7 @@
               <w14:ligatures w14:val="none"/>
             </w:rPr>
           </w:pPr>
-          <w:hyperlink w:anchor="_Toc214390583" w:history="1">
+          <w:hyperlink w:anchor="_Toc214870361" w:history="1">
             <w:r>
               <w:rPr>
                 <w:rStyle w:val="Hipervnculo"/>
@@ -3133,7 +3133,7 @@
                 <w:noProof/>
                 <w:webHidden/>
               </w:rPr>
-              <w:instrText xml:space="preserve"> PAGEREF _Toc214390583 \h </w:instrText>
+              <w:instrText xml:space="preserve"> PAGEREF _Toc214870361 \h </w:instrText>
             </w:r>
             <w:r>
               <w:rPr>
@@ -3176,7 +3176,7 @@
               <w14:ligatures w14:val="none"/>
             </w:rPr>
           </w:pPr>
-          <w:hyperlink w:anchor="_Toc214390584" w:history="1">
+          <w:hyperlink w:anchor="_Toc214870362" w:history="1">
             <w:r>
               <w:rPr>
                 <w:rStyle w:val="Hipervnculo"/>
@@ -3221,7 +3221,7 @@
                 <w:noProof/>
                 <w:webHidden/>
               </w:rPr>
-              <w:instrText xml:space="preserve"> PAGEREF _Toc214390584 \h </w:instrText>
+              <w:instrText xml:space="preserve"> PAGEREF _Toc214870362 \h </w:instrText>
             </w:r>
             <w:r>
               <w:rPr>
@@ -3264,7 +3264,7 @@
               <w14:ligatures w14:val="none"/>
             </w:rPr>
           </w:pPr>
-          <w:hyperlink w:anchor="_Toc214390585" w:history="1">
+          <w:hyperlink w:anchor="_Toc214870363" w:history="1">
             <w:r>
               <w:rPr>
                 <w:rStyle w:val="Hipervnculo"/>
@@ -3309,7 +3309,7 @@
                 <w:noProof/>
                 <w:webHidden/>
               </w:rPr>
-              <w:instrText xml:space="preserve"> PAGEREF _Toc214390585 \h </w:instrText>
+              <w:instrText xml:space="preserve"> PAGEREF _Toc214870363 \h </w:instrText>
             </w:r>
             <w:r>
               <w:rPr>
@@ -3352,7 +3352,7 @@
               <w14:ligatures w14:val="none"/>
             </w:rPr>
           </w:pPr>
-          <w:hyperlink w:anchor="_Toc214390586" w:history="1">
+          <w:hyperlink w:anchor="_Toc214870364" w:history="1">
             <w:r>
               <w:rPr>
                 <w:rStyle w:val="Hipervnculo"/>
@@ -3397,7 +3397,7 @@
                 <w:noProof/>
                 <w:webHidden/>
               </w:rPr>
-              <w:instrText xml:space="preserve"> PAGEREF _Toc214390586 \h </w:instrText>
+              <w:instrText xml:space="preserve"> PAGEREF _Toc214870364 \h </w:instrText>
             </w:r>
             <w:r>
               <w:rPr>
@@ -3440,7 +3440,7 @@
               <w14:ligatures w14:val="none"/>
             </w:rPr>
           </w:pPr>
-          <w:hyperlink w:anchor="_Toc214390587" w:history="1">
+          <w:hyperlink w:anchor="_Toc214870365" w:history="1">
             <w:r>
               <w:rPr>
                 <w:rStyle w:val="Hipervnculo"/>
@@ -3485,7 +3485,7 @@
                 <w:noProof/>
                 <w:webHidden/>
               </w:rPr>
-              <w:instrText xml:space="preserve"> PAGEREF _Toc214390587 \h </w:instrText>
+              <w:instrText xml:space="preserve"> PAGEREF _Toc214870365 \h </w:instrText>
             </w:r>
             <w:r>
               <w:rPr>
@@ -3532,7 +3532,7 @@
               <w14:ligatures w14:val="none"/>
             </w:rPr>
           </w:pPr>
-          <w:hyperlink w:anchor="_Toc214390588" w:history="1">
+          <w:hyperlink w:anchor="_Toc214870366" w:history="1">
             <w:r>
               <w:rPr>
                 <w:rStyle w:val="Hipervnculo"/>
@@ -3602,7 +3602,7 @@
                 <w:noProof/>
                 <w:webHidden/>
               </w:rPr>
-              <w:instrText xml:space="preserve"> PAGEREF _Toc214390588 \h </w:instrText>
+              <w:instrText xml:space="preserve"> PAGEREF _Toc214870366 \h </w:instrText>
             </w:r>
             <w:r>
               <w:rPr>
@@ -3645,7 +3645,7 @@
               <w14:ligatures w14:val="none"/>
             </w:rPr>
           </w:pPr>
-          <w:hyperlink w:anchor="_Toc214390590" w:history="1">
+          <w:hyperlink w:anchor="_Toc214870368" w:history="1">
             <w:r>
               <w:rPr>
                 <w:rStyle w:val="Hipervnculo"/>
@@ -3690,7 +3690,7 @@
                 <w:noProof/>
                 <w:webHidden/>
               </w:rPr>
-              <w:instrText xml:space="preserve"> PAGEREF _Toc214390590 \h </w:instrText>
+              <w:instrText xml:space="preserve"> PAGEREF _Toc214870368 \h </w:instrText>
             </w:r>
             <w:r>
               <w:rPr>
@@ -3733,7 +3733,7 @@
               <w14:ligatures w14:val="none"/>
             </w:rPr>
           </w:pPr>
-          <w:hyperlink w:anchor="_Toc214390591" w:history="1">
+          <w:hyperlink w:anchor="_Toc214870369" w:history="1">
             <w:r>
               <w:rPr>
                 <w:rStyle w:val="Hipervnculo"/>
@@ -3778,7 +3778,7 @@
                 <w:noProof/>
                 <w:webHidden/>
               </w:rPr>
-              <w:instrText xml:space="preserve"> PAGEREF _Toc214390591 \h </w:instrText>
+              <w:instrText xml:space="preserve"> PAGEREF _Toc214870369 \h </w:instrText>
             </w:r>
             <w:r>
               <w:rPr>
@@ -3821,7 +3821,7 @@
               <w14:ligatures w14:val="none"/>
             </w:rPr>
           </w:pPr>
-          <w:hyperlink w:anchor="_Toc214390592" w:history="1">
+          <w:hyperlink w:anchor="_Toc214870370" w:history="1">
             <w:r>
               <w:rPr>
                 <w:rStyle w:val="Hipervnculo"/>
@@ -3866,7 +3866,7 @@
                 <w:noProof/>
                 <w:webHidden/>
               </w:rPr>
-              <w:instrText xml:space="preserve"> PAGEREF _Toc214390592 \h </w:instrText>
+              <w:instrText xml:space="preserve"> PAGEREF _Toc214870370 \h </w:instrText>
             </w:r>
             <w:r>
               <w:rPr>
@@ -3913,7 +3913,7 @@
               <w14:ligatures w14:val="none"/>
             </w:rPr>
           </w:pPr>
-          <w:hyperlink w:anchor="_Toc214390593" w:history="1">
+          <w:hyperlink w:anchor="_Toc214870371" w:history="1">
             <w:r>
               <w:rPr>
                 <w:rStyle w:val="Hipervnculo"/>
@@ -3958,7 +3958,7 @@
                 <w:noProof/>
                 <w:webHidden/>
               </w:rPr>
-              <w:instrText xml:space="preserve"> PAGEREF _Toc214390593 \h </w:instrText>
+              <w:instrText xml:space="preserve"> PAGEREF _Toc214870371 \h </w:instrText>
             </w:r>
             <w:r>
               <w:rPr>
@@ -4001,7 +4001,7 @@
               <w14:ligatures w14:val="none"/>
             </w:rPr>
           </w:pPr>
-          <w:hyperlink w:anchor="_Toc214390595" w:history="1">
+          <w:hyperlink w:anchor="_Toc214870373" w:history="1">
             <w:r>
               <w:rPr>
                 <w:rStyle w:val="Hipervnculo"/>
@@ -4046,7 +4046,7 @@
                 <w:noProof/>
                 <w:webHidden/>
               </w:rPr>
-              <w:instrText xml:space="preserve"> PAGEREF _Toc214390595 \h </w:instrText>
+              <w:instrText xml:space="preserve"> PAGEREF _Toc214870373 \h </w:instrText>
             </w:r>
             <w:r>
               <w:rPr>
@@ -4089,7 +4089,7 @@
               <w14:ligatures w14:val="none"/>
             </w:rPr>
           </w:pPr>
-          <w:hyperlink w:anchor="_Toc214390596" w:history="1">
+          <w:hyperlink w:anchor="_Toc214870374" w:history="1">
             <w:r>
               <w:rPr>
                 <w:rStyle w:val="Hipervnculo"/>
@@ -4134,7 +4134,7 @@
                 <w:noProof/>
                 <w:webHidden/>
               </w:rPr>
-              <w:instrText xml:space="preserve"> PAGEREF _Toc214390596 \h </w:instrText>
+              <w:instrText xml:space="preserve"> PAGEREF _Toc214870374 \h </w:instrText>
             </w:r>
             <w:r>
               <w:rPr>
@@ -4177,7 +4177,7 @@
               <w14:ligatures w14:val="none"/>
             </w:rPr>
           </w:pPr>
-          <w:hyperlink w:anchor="_Toc214390597" w:history="1">
+          <w:hyperlink w:anchor="_Toc214870375" w:history="1">
             <w:r>
               <w:rPr>
                 <w:rStyle w:val="Hipervnculo"/>
@@ -4222,7 +4222,7 @@
                 <w:noProof/>
                 <w:webHidden/>
               </w:rPr>
-              <w:instrText xml:space="preserve"> PAGEREF _Toc214390597 \h </w:instrText>
+              <w:instrText xml:space="preserve"> PAGEREF _Toc214870375 \h </w:instrText>
             </w:r>
             <w:r>
               <w:rPr>
@@ -4265,7 +4265,7 @@
               <w14:ligatures w14:val="none"/>
             </w:rPr>
           </w:pPr>
-          <w:hyperlink w:anchor="_Toc214390598" w:history="1">
+          <w:hyperlink w:anchor="_Toc214870376" w:history="1">
             <w:r>
               <w:rPr>
                 <w:rStyle w:val="Hipervnculo"/>
@@ -4310,7 +4310,7 @@
                 <w:noProof/>
                 <w:webHidden/>
               </w:rPr>
-              <w:instrText xml:space="preserve"> PAGEREF _Toc214390598 \h </w:instrText>
+              <w:instrText xml:space="preserve"> PAGEREF _Toc214870376 \h </w:instrText>
             </w:r>
             <w:r>
               <w:rPr>
@@ -4353,7 +4353,7 @@
               <w14:ligatures w14:val="none"/>
             </w:rPr>
           </w:pPr>
-          <w:hyperlink w:anchor="_Toc214390599" w:history="1">
+          <w:hyperlink w:anchor="_Toc214870377" w:history="1">
             <w:r>
               <w:rPr>
                 <w:rStyle w:val="Hipervnculo"/>
@@ -4398,7 +4398,7 @@
                 <w:noProof/>
                 <w:webHidden/>
               </w:rPr>
-              <w:instrText xml:space="preserve"> PAGEREF _Toc214390599 \h </w:instrText>
+              <w:instrText xml:space="preserve"> PAGEREF _Toc214870377 \h </w:instrText>
             </w:r>
             <w:r>
               <w:rPr>
@@ -4444,7 +4444,7 @@
               <w14:ligatures w14:val="none"/>
             </w:rPr>
           </w:pPr>
-          <w:hyperlink w:anchor="_Toc214390600" w:history="1">
+          <w:hyperlink w:anchor="_Toc214870378" w:history="1">
             <w:r>
               <w:rPr>
                 <w:rStyle w:val="Hipervnculo"/>
@@ -4471,7 +4471,7 @@
                 <w:noProof/>
                 <w:webHidden/>
               </w:rPr>
-              <w:instrText xml:space="preserve"> PAGEREF _Toc214390600 \h </w:instrText>
+              <w:instrText xml:space="preserve"> PAGEREF _Toc214870378 \h </w:instrText>
             </w:r>
             <w:r>
               <w:rPr>
@@ -4517,7 +4517,7 @@
               <w14:ligatures w14:val="none"/>
             </w:rPr>
           </w:pPr>
-          <w:hyperlink w:anchor="_Toc214390601" w:history="1">
+          <w:hyperlink w:anchor="_Toc214870379" w:history="1">
             <w:r>
               <w:rPr>
                 <w:rStyle w:val="Hipervnculo"/>
@@ -4544,7 +4544,7 @@
                 <w:noProof/>
                 <w:webHidden/>
               </w:rPr>
-              <w:instrText xml:space="preserve"> PAGEREF _Toc214390601 \h </w:instrText>
+              <w:instrText xml:space="preserve"> PAGEREF _Toc214870379 \h </w:instrText>
             </w:r>
             <w:r>
               <w:rPr>
@@ -4590,7 +4590,7 @@
               <w14:ligatures w14:val="none"/>
             </w:rPr>
           </w:pPr>
-          <w:hyperlink w:anchor="_Toc214390602" w:history="1">
+          <w:hyperlink w:anchor="_Toc214870380" w:history="1">
             <w:r>
               <w:rPr>
                 <w:rStyle w:val="Hipervnculo"/>
@@ -4617,7 +4617,7 @@
                 <w:noProof/>
                 <w:webHidden/>
               </w:rPr>
-              <w:instrText xml:space="preserve"> PAGEREF _Toc214390602 \h </w:instrText>
+              <w:instrText xml:space="preserve"> PAGEREF _Toc214870380 \h </w:instrText>
             </w:r>
             <w:r>
               <w:rPr>
@@ -4663,7 +4663,7 @@
               <w14:ligatures w14:val="none"/>
             </w:rPr>
           </w:pPr>
-          <w:hyperlink w:anchor="_Toc214390603" w:history="1">
+          <w:hyperlink w:anchor="_Toc214870381" w:history="1">
             <w:r>
               <w:rPr>
                 <w:rStyle w:val="Hipervnculo"/>
@@ -4690,7 +4690,7 @@
                 <w:noProof/>
                 <w:webHidden/>
               </w:rPr>
-              <w:instrText xml:space="preserve"> PAGEREF _Toc214390603 \h </w:instrText>
+              <w:instrText xml:space="preserve"> PAGEREF _Toc214870381 \h </w:instrText>
             </w:r>
             <w:r>
               <w:rPr>
@@ -4736,7 +4736,7 @@
               <w14:ligatures w14:val="none"/>
             </w:rPr>
           </w:pPr>
-          <w:hyperlink w:anchor="_Toc214390604" w:history="1">
+          <w:hyperlink w:anchor="_Toc214870382" w:history="1">
             <w:r>
               <w:rPr>
                 <w:rStyle w:val="Hipervnculo"/>
@@ -4763,7 +4763,7 @@
                 <w:noProof/>
                 <w:webHidden/>
               </w:rPr>
-              <w:instrText xml:space="preserve"> PAGEREF _Toc214390604 \h </w:instrText>
+              <w:instrText xml:space="preserve"> PAGEREF _Toc214870382 \h </w:instrText>
             </w:r>
             <w:r>
               <w:rPr>
@@ -4828,7 +4828,7 @@
       <w:pPr>
         <w:pStyle w:val="Titulosgenerales"/>
       </w:pPr>
-      <w:bookmarkStart w:id="0" w:name="_Toc214390550"/>
+      <w:bookmarkStart w:id="0" w:name="_Toc214870328"/>
       <w:r>
         <w:lastRenderedPageBreak/>
         <w:t>Introducción</w:t>
@@ -4842,7 +4842,10 @@
     </w:p>
     <w:p>
       <w:r>
-        <w:t xml:space="preserve">Este componente también enfatiza en la comprensión de modelos de integración sostenible, la aplicación de sistemas </w:t>
+        <w:t>T</w:t>
+      </w:r>
+      <w:r>
+        <w:t xml:space="preserve">ambién enfatiza en la comprensión de modelos de integración sostenible, la aplicación de sistemas </w:t>
       </w:r>
       <w:r>
         <w:rPr>
@@ -5222,7 +5225,7 @@
       <w:pPr>
         <w:pStyle w:val="Ttulo1"/>
       </w:pPr>
-      <w:bookmarkStart w:id="1" w:name="_Toc214390551"/>
+      <w:bookmarkStart w:id="1" w:name="_Toc214870329"/>
       <w:r>
         <w:lastRenderedPageBreak/>
         <w:t>Productos y servicios verdes</w:t>
@@ -5298,7 +5301,7 @@
       <w:pPr>
         <w:pStyle w:val="Ttulo2"/>
       </w:pPr>
-      <w:bookmarkStart w:id="2" w:name="_Toc214390552"/>
+      <w:bookmarkStart w:id="2" w:name="_Toc214870330"/>
       <w:r>
         <w:t>Concepto</w:t>
       </w:r>
@@ -5367,7 +5370,7 @@
       <w:pPr>
         <w:pStyle w:val="Ttulo2"/>
       </w:pPr>
-      <w:bookmarkStart w:id="3" w:name="_Toc214390553"/>
+      <w:bookmarkStart w:id="3" w:name="_Toc214870331"/>
       <w:r>
         <w:t>Tipos</w:t>
       </w:r>
@@ -5807,7 +5810,7 @@
       <w:pPr>
         <w:pStyle w:val="Ttulo2"/>
       </w:pPr>
-      <w:bookmarkStart w:id="4" w:name="_Toc214390554"/>
+      <w:bookmarkStart w:id="4" w:name="_Toc214870332"/>
       <w:r>
         <w:t>Ciclo</w:t>
       </w:r>
@@ -6026,7 +6029,7 @@
       <w:pPr>
         <w:pStyle w:val="Ttulo2"/>
       </w:pPr>
-      <w:bookmarkStart w:id="5" w:name="_Toc214390555"/>
+      <w:bookmarkStart w:id="5" w:name="_Toc214870333"/>
       <w:r>
         <w:t>Características</w:t>
       </w:r>
@@ -6212,7 +6215,7 @@
       <w:pPr>
         <w:pStyle w:val="Ttulo2"/>
       </w:pPr>
-      <w:bookmarkStart w:id="6" w:name="_Toc214390556"/>
+      <w:bookmarkStart w:id="6" w:name="_Toc214870334"/>
       <w:r>
         <w:t>Especificaciones técnicas</w:t>
       </w:r>
@@ -6396,17 +6399,11 @@
     </w:p>
     <w:p>
       <w:pPr>
-        <w:rPr>
-          <w:lang w:val="es-419" w:eastAsia="es-CO"/>
-        </w:rPr>
-      </w:pPr>
-    </w:p>
-    <w:p>
-      <w:pPr>
         <w:pStyle w:val="Ttulo1"/>
       </w:pPr>
-      <w:bookmarkStart w:id="7" w:name="_Toc214390557"/>
-      <w:r>
+      <w:bookmarkStart w:id="7" w:name="_Toc214870335"/>
+      <w:r>
+        <w:lastRenderedPageBreak/>
         <w:t>Procesos de producción sostenible</w:t>
       </w:r>
       <w:bookmarkEnd w:id="7"/>
@@ -6460,22 +6457,24 @@
       <w:bookmarkStart w:id="11" w:name="_Toc213339122"/>
       <w:bookmarkStart w:id="12" w:name="_Toc213343288"/>
       <w:bookmarkStart w:id="13" w:name="_Toc214390558"/>
+      <w:bookmarkStart w:id="14" w:name="_Toc214870336"/>
       <w:bookmarkEnd w:id="8"/>
       <w:bookmarkEnd w:id="9"/>
       <w:bookmarkEnd w:id="10"/>
       <w:bookmarkEnd w:id="11"/>
       <w:bookmarkEnd w:id="12"/>
       <w:bookmarkEnd w:id="13"/>
+      <w:bookmarkEnd w:id="14"/>
     </w:p>
     <w:p>
       <w:pPr>
         <w:pStyle w:val="Ttulo2"/>
       </w:pPr>
-      <w:bookmarkStart w:id="14" w:name="_Toc214390559"/>
+      <w:bookmarkStart w:id="15" w:name="_Toc214870337"/>
       <w:r>
         <w:t>Concepto</w:t>
       </w:r>
-      <w:bookmarkEnd w:id="14"/>
+      <w:bookmarkEnd w:id="15"/>
     </w:p>
     <w:p>
       <w:pPr>
@@ -6606,11 +6605,11 @@
       <w:pPr>
         <w:pStyle w:val="Ttulo2"/>
       </w:pPr>
-      <w:bookmarkStart w:id="15" w:name="_Toc214390560"/>
+      <w:bookmarkStart w:id="16" w:name="_Toc214870338"/>
       <w:r>
         <w:t>Tipos</w:t>
       </w:r>
-      <w:bookmarkEnd w:id="15"/>
+      <w:bookmarkEnd w:id="16"/>
     </w:p>
     <w:p>
       <w:pPr>
@@ -6878,11 +6877,11 @@
       <w:pPr>
         <w:pStyle w:val="Ttulo2"/>
       </w:pPr>
-      <w:bookmarkStart w:id="16" w:name="_Toc214390561"/>
+      <w:bookmarkStart w:id="17" w:name="_Toc214870339"/>
       <w:r>
         <w:t>Fases</w:t>
       </w:r>
-      <w:bookmarkEnd w:id="16"/>
+      <w:bookmarkEnd w:id="17"/>
     </w:p>
     <w:p>
       <w:pPr>
@@ -7226,18 +7225,11 @@
         <w:rPr>
           <w:lang w:val="es-419" w:eastAsia="es-CO"/>
         </w:rPr>
-        <w:t xml:space="preserve">      </w:t>
-      </w:r>
-      <w:r>
-        <w:rPr>
-          <w:noProof/>
-          <w:lang w:val="es-419" w:eastAsia="es-CO"/>
-        </w:rPr>
         <w:drawing>
-          <wp:inline distT="0" distB="0" distL="0" distR="0" wp14:anchorId="40144D0D" wp14:editId="4836EAC2">
-            <wp:extent cx="4967657" cy="3158836"/>
-            <wp:effectExtent l="0" t="0" r="4445" b="3810"/>
-            <wp:docPr id="3" name="Gráfico 3" descr="La figura representa las principales fases del proceso de producción sostenible, destacando la integración de prácticas que reducen el impacto ambiental y promueven la eficiencia, el reciclaje y la mejora continua en todas las etapas productivas.&#10;Se explican a continuación."/>
+          <wp:inline distT="0" distB="0" distL="0" distR="0" wp14:anchorId="362CACFC" wp14:editId="5A982895">
+            <wp:extent cx="5041127" cy="3179772"/>
+            <wp:effectExtent l="0" t="0" r="7620" b="1905"/>
+            <wp:docPr id="4" name="Imagen 4" descr="La figura representa las principales fases del proceso de producción sostenible, destacando la integración de prácticas que reducen el impacto ambiental y promueven la eficiencia, el reciclaje y la mejora continua en todas las etapas productivas.&#10;Se explican a continuación."/>
             <wp:cNvGraphicFramePr>
               <a:graphicFrameLocks xmlns:a="http://schemas.openxmlformats.org/drawingml/2006/main" noChangeAspect="1"/>
             </wp:cNvGraphicFramePr>
@@ -7245,20 +7237,11 @@
               <a:graphicData uri="http://schemas.openxmlformats.org/drawingml/2006/picture">
                 <pic:pic xmlns:pic="http://schemas.openxmlformats.org/drawingml/2006/picture">
                   <pic:nvPicPr>
-                    <pic:cNvPr id="3" name="Gráfico 3" descr="La figura representa las principales fases del proceso de producción sostenible, destacando la integración de prácticas que reducen el impacto ambiental y promueven la eficiencia, el reciclaje y la mejora continua en todas las etapas productivas.&#10;Se explican a continuación."/>
+                    <pic:cNvPr id="4" name="Imagen 4" descr="La figura representa las principales fases del proceso de producción sostenible, destacando la integración de prácticas que reducen el impacto ambiental y promueven la eficiencia, el reciclaje y la mejora continua en todas las etapas productivas.&#10;Se explican a continuación."/>
                     <pic:cNvPicPr/>
                   </pic:nvPicPr>
                   <pic:blipFill>
-                    <a:blip r:embed="rId16">
-                      <a:extLst>
-                        <a:ext uri="{28A0092B-C50C-407E-A947-70E740481C1C}">
-                          <a14:useLocalDpi xmlns:a14="http://schemas.microsoft.com/office/drawing/2010/main" val="0"/>
-                        </a:ext>
-                        <a:ext uri="{96DAC541-7B7A-43D3-8B79-37D633B846F1}">
-                          <asvg:svgBlip xmlns:asvg="http://schemas.microsoft.com/office/drawing/2016/SVG/main" r:embed="rId17"/>
-                        </a:ext>
-                      </a:extLst>
-                    </a:blip>
+                    <a:blip r:embed="rId16"/>
                     <a:stretch>
                       <a:fillRect/>
                     </a:stretch>
@@ -7266,7 +7249,7 @@
                   <pic:spPr>
                     <a:xfrm>
                       <a:off x="0" y="0"/>
-                      <a:ext cx="4982227" cy="3168101"/>
+                      <a:ext cx="5045911" cy="3182789"/>
                     </a:xfrm>
                     <a:prstGeom prst="rect">
                       <a:avLst/>
@@ -7289,22 +7272,18 @@
       </w:pPr>
       <w:r>
         <w:rPr>
+          <w:lang w:val="es-419" w:eastAsia="es-CO"/>
+        </w:rPr>
+        <w:t xml:space="preserve">      </w:t>
+      </w:r>
+      <w:r>
+        <w:rPr>
           <w:b/>
           <w:bCs/>
           <w:sz w:val="24"/>
           <w:szCs w:val="24"/>
           <w:lang w:val="es-419" w:eastAsia="es-CO"/>
         </w:rPr>
-        <w:t xml:space="preserve">        </w:t>
-      </w:r>
-      <w:r>
-        <w:rPr>
-          <w:b/>
-          <w:bCs/>
-          <w:sz w:val="24"/>
-          <w:szCs w:val="24"/>
-          <w:lang w:val="es-419" w:eastAsia="es-CO"/>
-        </w:rPr>
         <w:t>Fuente</w:t>
       </w:r>
       <w:r>
@@ -7321,7 +7300,7 @@
         <w:pStyle w:val="Prrafodelista"/>
         <w:numPr>
           <w:ilvl w:val="0"/>
-          <w:numId w:val="46"/>
+          <w:numId w:val="47"/>
         </w:numPr>
         <w:rPr>
           <w:szCs w:val="28"/>
@@ -7341,7 +7320,7 @@
         <w:pStyle w:val="Prrafodelista"/>
         <w:numPr>
           <w:ilvl w:val="0"/>
-          <w:numId w:val="46"/>
+          <w:numId w:val="47"/>
         </w:numPr>
         <w:rPr>
           <w:szCs w:val="28"/>
@@ -7361,7 +7340,7 @@
         <w:pStyle w:val="Prrafodelista"/>
         <w:numPr>
           <w:ilvl w:val="0"/>
-          <w:numId w:val="46"/>
+          <w:numId w:val="47"/>
         </w:numPr>
         <w:rPr>
           <w:szCs w:val="28"/>
@@ -7381,7 +7360,7 @@
         <w:pStyle w:val="Prrafodelista"/>
         <w:numPr>
           <w:ilvl w:val="0"/>
-          <w:numId w:val="46"/>
+          <w:numId w:val="47"/>
         </w:numPr>
         <w:rPr>
           <w:szCs w:val="28"/>
@@ -7401,7 +7380,7 @@
         <w:pStyle w:val="Prrafodelista"/>
         <w:numPr>
           <w:ilvl w:val="0"/>
-          <w:numId w:val="46"/>
+          <w:numId w:val="47"/>
         </w:numPr>
         <w:rPr>
           <w:szCs w:val="28"/>
@@ -7421,7 +7400,7 @@
         <w:pStyle w:val="Prrafodelista"/>
         <w:numPr>
           <w:ilvl w:val="0"/>
-          <w:numId w:val="46"/>
+          <w:numId w:val="47"/>
         </w:numPr>
         <w:rPr>
           <w:szCs w:val="28"/>
@@ -7440,11 +7419,11 @@
       <w:pPr>
         <w:pStyle w:val="Ttulo2"/>
       </w:pPr>
-      <w:bookmarkStart w:id="17" w:name="_Toc214390562"/>
+      <w:bookmarkStart w:id="18" w:name="_Toc214870340"/>
       <w:r>
         <w:t>Herramientas de diseño</w:t>
       </w:r>
-      <w:bookmarkEnd w:id="17"/>
+      <w:bookmarkEnd w:id="18"/>
     </w:p>
     <w:p>
       <w:pPr>
@@ -7599,11 +7578,11 @@
       <w:pPr>
         <w:pStyle w:val="Ttulo2"/>
       </w:pPr>
-      <w:bookmarkStart w:id="18" w:name="_Toc214390563"/>
+      <w:bookmarkStart w:id="19" w:name="_Toc214870341"/>
       <w:r>
         <w:t>Criterios de aplicación</w:t>
       </w:r>
-      <w:bookmarkEnd w:id="18"/>
+      <w:bookmarkEnd w:id="19"/>
       <w:r>
         <w:t xml:space="preserve"> </w:t>
       </w:r>
@@ -7671,6 +7650,7 @@
     </w:p>
     <w:p>
       <w:pPr>
+        <w:ind w:left="708" w:firstLine="1"/>
         <w:rPr>
           <w:lang w:val="es-419" w:eastAsia="es-CO"/>
         </w:rPr>
@@ -7726,36 +7706,23 @@
       </w:r>
       <w:r>
         <w:rPr>
-          <w:lang w:val="es-419" w:eastAsia="es-CO"/>
-        </w:rPr>
-        <w:t>: d</w:t>
-      </w:r>
-      <w:r>
-        <w:rPr>
-          <w:lang w:val="es-419" w:eastAsia="es-CO"/>
-        </w:rPr>
-        <w:t xml:space="preserve">ebe ser comprendido y aceptado por empleados, comunidad y consumidores. </w:t>
-      </w:r>
-    </w:p>
-    <w:p>
-      <w:pPr>
-        <w:rPr>
-          <w:lang w:val="es-419" w:eastAsia="es-CO"/>
-        </w:rPr>
-      </w:pPr>
-      <w:r>
-        <w:rPr>
           <w:b/>
           <w:bCs/>
           <w:lang w:val="es-419" w:eastAsia="es-CO"/>
         </w:rPr>
-        <w:t>Ejemplo</w:t>
-      </w:r>
-      <w:r>
-        <w:rPr>
-          <w:lang w:val="es-419" w:eastAsia="es-CO"/>
-        </w:rPr>
-        <w:t>: programas de capacitación ambiental para los trabajadores.</w:t>
+        <w:t>:</w:t>
+      </w:r>
+      <w:r>
+        <w:rPr>
+          <w:lang w:val="es-419" w:eastAsia="es-CO"/>
+        </w:rPr>
+        <w:t xml:space="preserve"> d</w:t>
+      </w:r>
+      <w:r>
+        <w:rPr>
+          <w:lang w:val="es-419" w:eastAsia="es-CO"/>
+        </w:rPr>
+        <w:t xml:space="preserve">ebe ser comprendido y aceptado por empleados, comunidad y consumidores. </w:t>
       </w:r>
     </w:p>
     <w:p>
@@ -7770,19 +7737,13 @@
           <w:bCs/>
           <w:lang w:val="es-419" w:eastAsia="es-CO"/>
         </w:rPr>
-        <w:t>Cumplimiento normativo</w:t>
-      </w:r>
-      <w:r>
-        <w:rPr>
-          <w:lang w:val="es-419" w:eastAsia="es-CO"/>
-        </w:rPr>
-        <w:t>: d</w:t>
-      </w:r>
-      <w:r>
-        <w:rPr>
-          <w:lang w:val="es-419" w:eastAsia="es-CO"/>
-        </w:rPr>
-        <w:t xml:space="preserve">ebe seguir las leyes ambientales locales e internacionales. </w:t>
+        <w:t>Ejemplo</w:t>
+      </w:r>
+      <w:r>
+        <w:rPr>
+          <w:lang w:val="es-419" w:eastAsia="es-CO"/>
+        </w:rPr>
+        <w:t>: programas de capacitación ambiental para los trabajadores.</w:t>
       </w:r>
     </w:p>
     <w:p>
@@ -7798,13 +7759,19 @@
           <w:lang w:val="es-419" w:eastAsia="es-CO"/>
         </w:rPr>
         <w:lastRenderedPageBreak/>
-        <w:t>Ejemplo</w:t>
-      </w:r>
-      <w:r>
-        <w:rPr>
-          <w:lang w:val="es-419" w:eastAsia="es-CO"/>
-        </w:rPr>
-        <w:t>: cumplir con las regulaciones sobre vertimiento de aguas residuales.</w:t>
+        <w:t>Cumplimiento normativo</w:t>
+      </w:r>
+      <w:r>
+        <w:rPr>
+          <w:lang w:val="es-419" w:eastAsia="es-CO"/>
+        </w:rPr>
+        <w:t>: d</w:t>
+      </w:r>
+      <w:r>
+        <w:rPr>
+          <w:lang w:val="es-419" w:eastAsia="es-CO"/>
+        </w:rPr>
+        <w:t xml:space="preserve">ebe seguir las leyes ambientales locales e internacionales. </w:t>
       </w:r>
     </w:p>
     <w:p>
@@ -7819,19 +7786,13 @@
           <w:bCs/>
           <w:lang w:val="es-419" w:eastAsia="es-CO"/>
         </w:rPr>
-        <w:t>Transparencia y trazabilidad</w:t>
-      </w:r>
-      <w:r>
-        <w:rPr>
-          <w:lang w:val="es-419" w:eastAsia="es-CO"/>
-        </w:rPr>
-        <w:t>: s</w:t>
-      </w:r>
-      <w:r>
-        <w:rPr>
-          <w:lang w:val="es-419" w:eastAsia="es-CO"/>
-        </w:rPr>
-        <w:t xml:space="preserve">e deben documentar todas las etapas del proceso productivo. </w:t>
+        <w:t>Ejemplo:</w:t>
+      </w:r>
+      <w:r>
+        <w:rPr>
+          <w:lang w:val="es-419" w:eastAsia="es-CO"/>
+        </w:rPr>
+        <w:t xml:space="preserve"> cumplir con las regulaciones sobre vertimiento de aguas residuales.</w:t>
       </w:r>
     </w:p>
     <w:p>
@@ -7846,13 +7807,19 @@
           <w:bCs/>
           <w:lang w:val="es-419" w:eastAsia="es-CO"/>
         </w:rPr>
-        <w:t>Ejemplo</w:t>
-      </w:r>
-      <w:r>
-        <w:rPr>
-          <w:lang w:val="es-419" w:eastAsia="es-CO"/>
-        </w:rPr>
-        <w:t>: registro digital del origen de materias primas y procesos utilizados.</w:t>
+        <w:t>Transparencia y trazabilidad</w:t>
+      </w:r>
+      <w:r>
+        <w:rPr>
+          <w:lang w:val="es-419" w:eastAsia="es-CO"/>
+        </w:rPr>
+        <w:t>: s</w:t>
+      </w:r>
+      <w:r>
+        <w:rPr>
+          <w:lang w:val="es-419" w:eastAsia="es-CO"/>
+        </w:rPr>
+        <w:t xml:space="preserve">e deben documentar todas las etapas del proceso productivo. </w:t>
       </w:r>
     </w:p>
     <w:p>
@@ -7867,46 +7834,45 @@
           <w:bCs/>
           <w:lang w:val="es-419" w:eastAsia="es-CO"/>
         </w:rPr>
+        <w:t>Ejemplo</w:t>
+      </w:r>
+      <w:r>
+        <w:rPr>
+          <w:lang w:val="es-419" w:eastAsia="es-CO"/>
+        </w:rPr>
+        <w:t>: registro digital del origen de materias primas y procesos utilizados.</w:t>
+      </w:r>
+    </w:p>
+    <w:p>
+      <w:pPr>
+        <w:rPr>
+          <w:lang w:val="es-419" w:eastAsia="es-CO"/>
+        </w:rPr>
+      </w:pPr>
+      <w:r>
+        <w:rPr>
+          <w:b/>
+          <w:bCs/>
+          <w:lang w:val="es-419" w:eastAsia="es-CO"/>
+        </w:rPr>
         <w:t>Ejemplo global</w:t>
       </w:r>
       <w:r>
         <w:rPr>
           <w:lang w:val="es-419" w:eastAsia="es-CO"/>
         </w:rPr>
-        <w:t>: una empresa de cosméticos implementa producción circular al recolectar envases usados de sus clientes y reutilizarlos tras un proceso de limpieza y control de calidad</w:t>
-      </w:r>
-      <w:r>
-        <w:rPr>
-          <w:lang w:val="es-419" w:eastAsia="es-CO"/>
-        </w:rPr>
-        <w:t>.</w:t>
-      </w:r>
-    </w:p>
-    <w:p>
-      <w:pPr>
-        <w:spacing w:before="0" w:after="160" w:line="259" w:lineRule="auto"/>
-        <w:ind w:firstLine="0"/>
-        <w:rPr>
-          <w:rFonts w:ascii="Calibri" w:eastAsiaTheme="majorEastAsia" w:hAnsi="Calibri" w:cstheme="majorBidi"/>
-          <w:b/>
-          <w:color w:val="000000" w:themeColor="text1"/>
-          <w:kern w:val="0"/>
-          <w:sz w:val="32"/>
-          <w:szCs w:val="26"/>
-          <w:lang w:val="es-419" w:eastAsia="es-CO"/>
-          <w14:ligatures w14:val="none"/>
-        </w:rPr>
-      </w:pPr>
-      <w:r>
-        <w:rPr>
-          <w:rFonts w:ascii="Calibri" w:eastAsiaTheme="majorEastAsia" w:hAnsi="Calibri" w:cstheme="majorBidi"/>
-          <w:b/>
-          <w:color w:val="000000" w:themeColor="text1"/>
-          <w:kern w:val="0"/>
-          <w:sz w:val="32"/>
-          <w:szCs w:val="26"/>
-          <w:lang w:val="es-419" w:eastAsia="es-CO"/>
-          <w14:ligatures w14:val="none"/>
+        <w:t>: una empresa de cosméticos implementa producción circular al recolectar envases usados de sus clientes y reutilizarlos tras un proceso de limpieza y control de calidad.</w:t>
+      </w:r>
+    </w:p>
+    <w:p>
+      <w:pPr>
+        <w:rPr>
+          <w:lang w:val="es-419" w:eastAsia="es-CO"/>
+        </w:rPr>
+      </w:pPr>
+      <w:r>
+        <w:rPr>
+          <w:lang w:val="es-419" w:eastAsia="es-CO"/>
         </w:rPr>
         <w:br w:type="page"/>
       </w:r>
@@ -7915,12 +7881,12 @@
       <w:pPr>
         <w:pStyle w:val="Ttulo1"/>
       </w:pPr>
-      <w:bookmarkStart w:id="19" w:name="_Toc214390564"/>
+      <w:bookmarkStart w:id="20" w:name="_Toc214870342"/>
       <w:r>
         <w:lastRenderedPageBreak/>
         <w:t>Cadena de suministro verde</w:t>
       </w:r>
-      <w:bookmarkEnd w:id="19"/>
+      <w:bookmarkEnd w:id="20"/>
     </w:p>
     <w:p>
       <w:pPr>
@@ -7965,28 +7931,30 @@
           <w14:ligatures w14:val="none"/>
         </w:rPr>
       </w:pPr>
-      <w:bookmarkStart w:id="20" w:name="_Toc213252547"/>
-      <w:bookmarkStart w:id="21" w:name="_Toc213309667"/>
-      <w:bookmarkStart w:id="22" w:name="_Toc213329327"/>
-      <w:bookmarkStart w:id="23" w:name="_Toc213339129"/>
-      <w:bookmarkStart w:id="24" w:name="_Toc213343295"/>
-      <w:bookmarkStart w:id="25" w:name="_Toc214390565"/>
-      <w:bookmarkEnd w:id="20"/>
+      <w:bookmarkStart w:id="21" w:name="_Toc213252547"/>
+      <w:bookmarkStart w:id="22" w:name="_Toc213309667"/>
+      <w:bookmarkStart w:id="23" w:name="_Toc213329327"/>
+      <w:bookmarkStart w:id="24" w:name="_Toc213339129"/>
+      <w:bookmarkStart w:id="25" w:name="_Toc213343295"/>
+      <w:bookmarkStart w:id="26" w:name="_Toc214390565"/>
+      <w:bookmarkStart w:id="27" w:name="_Toc214870343"/>
       <w:bookmarkEnd w:id="21"/>
       <w:bookmarkEnd w:id="22"/>
       <w:bookmarkEnd w:id="23"/>
       <w:bookmarkEnd w:id="24"/>
       <w:bookmarkEnd w:id="25"/>
+      <w:bookmarkEnd w:id="26"/>
+      <w:bookmarkEnd w:id="27"/>
     </w:p>
     <w:p>
       <w:pPr>
         <w:pStyle w:val="Ttulo2"/>
       </w:pPr>
-      <w:bookmarkStart w:id="26" w:name="_Toc214390566"/>
+      <w:bookmarkStart w:id="28" w:name="_Toc214870344"/>
       <w:r>
         <w:t>Concepto</w:t>
       </w:r>
-      <w:bookmarkEnd w:id="26"/>
+      <w:bookmarkEnd w:id="28"/>
       <w:r>
         <w:t xml:space="preserve"> </w:t>
       </w:r>
@@ -8001,20 +7969,20 @@
         <w:rPr>
           <w:lang w:val="es-419" w:eastAsia="es-CO"/>
         </w:rPr>
-        <w:t xml:space="preserve">La cadena de suministro verde es un enfoque integral que incorpora criterios ambientales en todas las fases de la cadena de suministro, desde el diseño del producto hasta la gestión del ciclo de vida del mismo, pasando por la adquisición, producción, almacenamiento, transporte y distribución (Srivastava, 2007). </w:t>
-      </w:r>
-    </w:p>
-    <w:p>
-      <w:pPr>
-        <w:rPr>
-          <w:lang w:val="es-419" w:eastAsia="es-CO"/>
-        </w:rPr>
-      </w:pPr>
-      <w:r>
-        <w:rPr>
-          <w:lang w:val="es-419" w:eastAsia="es-CO"/>
-        </w:rPr>
-        <w:t>Busca minimizar la huella ecológica, optimizar el uso de recursos naturales y garantizar el cumplimiento de normativas ambientales sin comprometer la rentabilidad de la empresa.</w:t>
+        <w:t xml:space="preserve">La cadena de suministro verde es un enfoque integral que incorpora criterios ambientales en todas sus fases, desde el diseño del producto hasta la gestión del ciclo de vida del mismo, pasando por la adquisición, producción, almacenamiento, transporte y distribución (Srivastava, 2007). </w:t>
+      </w:r>
+    </w:p>
+    <w:p>
+      <w:pPr>
+        <w:rPr>
+          <w:lang w:val="es-419" w:eastAsia="es-CO"/>
+        </w:rPr>
+      </w:pPr>
+      <w:r>
+        <w:rPr>
+          <w:lang w:val="es-419" w:eastAsia="es-CO"/>
+        </w:rPr>
+        <w:t>Busca minimizar la huella ecológica, optimizar el uso de recursos naturales y garantizar el cumplimiento de normativas ambientales sin comprometer la rentabilidad de la empresa.</w:t>
       </w:r>
     </w:p>
     <w:p>
@@ -8042,11 +8010,11 @@
       <w:pPr>
         <w:pStyle w:val="Ttulo2"/>
       </w:pPr>
-      <w:bookmarkStart w:id="27" w:name="_Toc214390567"/>
+      <w:bookmarkStart w:id="29" w:name="_Toc214870345"/>
       <w:r>
         <w:t>Gestión</w:t>
       </w:r>
-      <w:bookmarkEnd w:id="27"/>
+      <w:bookmarkEnd w:id="29"/>
       <w:r>
         <w:t xml:space="preserve"> </w:t>
       </w:r>
@@ -8345,12 +8313,12 @@
       <w:pPr>
         <w:pStyle w:val="Ttulo2"/>
       </w:pPr>
-      <w:bookmarkStart w:id="28" w:name="_Toc214390568"/>
+      <w:bookmarkStart w:id="30" w:name="_Toc214870346"/>
       <w:r>
         <w:lastRenderedPageBreak/>
         <w:t>Tipos de eslabones</w:t>
       </w:r>
-      <w:bookmarkEnd w:id="28"/>
+      <w:bookmarkEnd w:id="30"/>
     </w:p>
     <w:p>
       <w:pPr>
@@ -8504,11 +8472,11 @@
       <w:pPr>
         <w:pStyle w:val="Ttulo2"/>
       </w:pPr>
-      <w:bookmarkStart w:id="29" w:name="_Toc214390569"/>
+      <w:bookmarkStart w:id="31" w:name="_Toc214870347"/>
       <w:r>
         <w:t>Actores</w:t>
       </w:r>
-      <w:bookmarkEnd w:id="29"/>
+      <w:bookmarkEnd w:id="31"/>
     </w:p>
     <w:p>
       <w:pPr>
@@ -8717,11 +8685,11 @@
       <w:pPr>
         <w:pStyle w:val="Ttulo2"/>
       </w:pPr>
-      <w:bookmarkStart w:id="30" w:name="_Toc214390570"/>
+      <w:bookmarkStart w:id="32" w:name="_Toc214870348"/>
       <w:r>
         <w:t>Categorías</w:t>
       </w:r>
-      <w:bookmarkEnd w:id="30"/>
+      <w:bookmarkEnd w:id="32"/>
       <w:r>
         <w:t xml:space="preserve"> </w:t>
       </w:r>
@@ -8852,11 +8820,11 @@
       <w:pPr>
         <w:pStyle w:val="Ttulo2"/>
       </w:pPr>
-      <w:bookmarkStart w:id="31" w:name="_Toc214390571"/>
+      <w:bookmarkStart w:id="33" w:name="_Toc214870349"/>
       <w:r>
         <w:t>Criterios</w:t>
       </w:r>
-      <w:bookmarkEnd w:id="31"/>
+      <w:bookmarkEnd w:id="33"/>
       <w:r>
         <w:t xml:space="preserve"> </w:t>
       </w:r>
@@ -9067,11 +9035,11 @@
       <w:pPr>
         <w:pStyle w:val="Ttulo2"/>
       </w:pPr>
-      <w:bookmarkStart w:id="32" w:name="_Toc214390572"/>
+      <w:bookmarkStart w:id="34" w:name="_Toc214870350"/>
       <w:r>
         <w:t>Costos</w:t>
       </w:r>
-      <w:bookmarkEnd w:id="32"/>
+      <w:bookmarkEnd w:id="34"/>
     </w:p>
     <w:p>
       <w:pPr>
@@ -9239,12 +9207,12 @@
       <w:pPr>
         <w:pStyle w:val="Ttulo1"/>
       </w:pPr>
-      <w:bookmarkStart w:id="33" w:name="_Toc214390573"/>
+      <w:bookmarkStart w:id="35" w:name="_Toc214870351"/>
       <w:r>
         <w:lastRenderedPageBreak/>
         <w:t>Procesos de la cadena de suministro</w:t>
       </w:r>
-      <w:bookmarkEnd w:id="33"/>
+      <w:bookmarkEnd w:id="35"/>
     </w:p>
     <w:p>
       <w:pPr>
@@ -9283,28 +9251,30 @@
           <w14:ligatures w14:val="none"/>
         </w:rPr>
       </w:pPr>
-      <w:bookmarkStart w:id="34" w:name="_Toc213252555"/>
-      <w:bookmarkStart w:id="35" w:name="_Toc213309675"/>
-      <w:bookmarkStart w:id="36" w:name="_Toc213329335"/>
-      <w:bookmarkStart w:id="37" w:name="_Toc213339137"/>
-      <w:bookmarkStart w:id="38" w:name="_Toc213343303"/>
-      <w:bookmarkStart w:id="39" w:name="_Toc214390574"/>
-      <w:bookmarkEnd w:id="34"/>
-      <w:bookmarkEnd w:id="35"/>
+      <w:bookmarkStart w:id="36" w:name="_Toc213252555"/>
+      <w:bookmarkStart w:id="37" w:name="_Toc213309675"/>
+      <w:bookmarkStart w:id="38" w:name="_Toc213329335"/>
+      <w:bookmarkStart w:id="39" w:name="_Toc213339137"/>
+      <w:bookmarkStart w:id="40" w:name="_Toc213343303"/>
+      <w:bookmarkStart w:id="41" w:name="_Toc214390574"/>
+      <w:bookmarkStart w:id="42" w:name="_Toc214870352"/>
       <w:bookmarkEnd w:id="36"/>
       <w:bookmarkEnd w:id="37"/>
       <w:bookmarkEnd w:id="38"/>
       <w:bookmarkEnd w:id="39"/>
+      <w:bookmarkEnd w:id="40"/>
+      <w:bookmarkEnd w:id="41"/>
+      <w:bookmarkEnd w:id="42"/>
     </w:p>
     <w:p>
       <w:pPr>
         <w:pStyle w:val="Ttulo2"/>
       </w:pPr>
-      <w:bookmarkStart w:id="40" w:name="_Toc214390575"/>
+      <w:bookmarkStart w:id="43" w:name="_Toc214870353"/>
       <w:r>
         <w:t>Concepto</w:t>
       </w:r>
-      <w:bookmarkEnd w:id="40"/>
+      <w:bookmarkEnd w:id="43"/>
     </w:p>
     <w:p>
       <w:pPr>
@@ -9335,11 +9305,11 @@
       <w:pPr>
         <w:pStyle w:val="Ttulo2"/>
       </w:pPr>
-      <w:bookmarkStart w:id="41" w:name="_Toc214390576"/>
+      <w:bookmarkStart w:id="44" w:name="_Toc214870354"/>
       <w:r>
         <w:t>Niveles</w:t>
       </w:r>
-      <w:bookmarkEnd w:id="41"/>
+      <w:bookmarkEnd w:id="44"/>
       <w:r>
         <w:t xml:space="preserve"> </w:t>
       </w:r>
@@ -9506,11 +9476,11 @@
       <w:pPr>
         <w:pStyle w:val="Ttulo2"/>
       </w:pPr>
-      <w:bookmarkStart w:id="42" w:name="_Toc214390577"/>
+      <w:bookmarkStart w:id="45" w:name="_Toc214870355"/>
       <w:r>
         <w:t>Actividades</w:t>
       </w:r>
-      <w:bookmarkEnd w:id="42"/>
+      <w:bookmarkEnd w:id="45"/>
     </w:p>
     <w:p>
       <w:pPr>
@@ -9671,12 +9641,12 @@
       <w:pPr>
         <w:pStyle w:val="Ttulo2"/>
       </w:pPr>
-      <w:bookmarkStart w:id="43" w:name="_Toc214390578"/>
+      <w:bookmarkStart w:id="46" w:name="_Toc214870356"/>
       <w:r>
         <w:lastRenderedPageBreak/>
         <w:t>Fases</w:t>
       </w:r>
-      <w:bookmarkEnd w:id="43"/>
+      <w:bookmarkEnd w:id="46"/>
     </w:p>
     <w:p>
       <w:pPr>
@@ -9830,11 +9800,11 @@
       <w:pPr>
         <w:pStyle w:val="Ttulo2"/>
       </w:pPr>
-      <w:bookmarkStart w:id="44" w:name="_Toc214390579"/>
+      <w:bookmarkStart w:id="47" w:name="_Toc214870357"/>
       <w:r>
         <w:t>Clasificación</w:t>
       </w:r>
-      <w:bookmarkEnd w:id="44"/>
+      <w:bookmarkEnd w:id="47"/>
       <w:r>
         <w:t xml:space="preserve"> </w:t>
       </w:r>
@@ -9965,11 +9935,11 @@
       <w:pPr>
         <w:pStyle w:val="Ttulo2"/>
       </w:pPr>
-      <w:bookmarkStart w:id="45" w:name="_Toc214390580"/>
+      <w:bookmarkStart w:id="48" w:name="_Toc214870358"/>
       <w:r>
         <w:t>Caracterización</w:t>
       </w:r>
-      <w:bookmarkEnd w:id="45"/>
+      <w:bookmarkEnd w:id="48"/>
     </w:p>
     <w:p>
       <w:pPr>
@@ -10112,12 +10082,12 @@
       <w:pPr>
         <w:pStyle w:val="Ttulo1"/>
       </w:pPr>
-      <w:bookmarkStart w:id="46" w:name="_Toc214390581"/>
+      <w:bookmarkStart w:id="49" w:name="_Toc214870359"/>
       <w:r>
         <w:lastRenderedPageBreak/>
         <w:t>Cadena de valor sostenible</w:t>
       </w:r>
-      <w:bookmarkEnd w:id="46"/>
+      <w:bookmarkEnd w:id="49"/>
     </w:p>
     <w:p>
       <w:pPr>
@@ -10156,28 +10126,30 @@
           <w14:ligatures w14:val="none"/>
         </w:rPr>
       </w:pPr>
-      <w:bookmarkStart w:id="47" w:name="_Toc213252563"/>
-      <w:bookmarkStart w:id="48" w:name="_Toc213309683"/>
-      <w:bookmarkStart w:id="49" w:name="_Toc213329343"/>
-      <w:bookmarkStart w:id="50" w:name="_Toc213339145"/>
-      <w:bookmarkStart w:id="51" w:name="_Toc213343311"/>
-      <w:bookmarkStart w:id="52" w:name="_Toc214390582"/>
-      <w:bookmarkEnd w:id="47"/>
-      <w:bookmarkEnd w:id="48"/>
-      <w:bookmarkEnd w:id="49"/>
+      <w:bookmarkStart w:id="50" w:name="_Toc213252563"/>
+      <w:bookmarkStart w:id="51" w:name="_Toc213309683"/>
+      <w:bookmarkStart w:id="52" w:name="_Toc213329343"/>
+      <w:bookmarkStart w:id="53" w:name="_Toc213339145"/>
+      <w:bookmarkStart w:id="54" w:name="_Toc213343311"/>
+      <w:bookmarkStart w:id="55" w:name="_Toc214390582"/>
+      <w:bookmarkStart w:id="56" w:name="_Toc214870360"/>
       <w:bookmarkEnd w:id="50"/>
       <w:bookmarkEnd w:id="51"/>
       <w:bookmarkEnd w:id="52"/>
+      <w:bookmarkEnd w:id="53"/>
+      <w:bookmarkEnd w:id="54"/>
+      <w:bookmarkEnd w:id="55"/>
+      <w:bookmarkEnd w:id="56"/>
     </w:p>
     <w:p>
       <w:pPr>
         <w:pStyle w:val="Ttulo2"/>
       </w:pPr>
-      <w:bookmarkStart w:id="53" w:name="_Toc214390583"/>
+      <w:bookmarkStart w:id="57" w:name="_Toc214870361"/>
       <w:r>
         <w:t>Concepto</w:t>
       </w:r>
-      <w:bookmarkEnd w:id="53"/>
+      <w:bookmarkEnd w:id="57"/>
     </w:p>
     <w:p>
       <w:pPr>
@@ -10222,11 +10194,11 @@
       <w:pPr>
         <w:pStyle w:val="Ttulo2"/>
       </w:pPr>
-      <w:bookmarkStart w:id="54" w:name="_Toc214390584"/>
+      <w:bookmarkStart w:id="58" w:name="_Toc214870362"/>
       <w:r>
         <w:t>Tipos de empresas</w:t>
       </w:r>
-      <w:bookmarkEnd w:id="54"/>
+      <w:bookmarkEnd w:id="58"/>
     </w:p>
     <w:p>
       <w:pPr>
@@ -10287,13 +10259,19 @@
         <w:rPr>
           <w:lang w:val="es-419" w:eastAsia="es-CO"/>
         </w:rPr>
-        <w:t>: p</w:t>
-      </w:r>
-      <w:r>
-        <w:rPr>
-          <w:lang w:val="es-419" w:eastAsia="es-CO"/>
-        </w:rPr>
-        <w:t>osee una estructura simple y opera en entornos regionales con recursos técnicos moderados. Empieza a incorporar eficiencia energética, separación de residuos y alianzas con proveedores sostenibles para fortalecer su gestión ambiental.</w:t>
+        <w:t xml:space="preserve">: </w:t>
+      </w:r>
+      <w:r>
+        <w:rPr>
+          <w:lang w:val="es-419" w:eastAsia="es-CO"/>
+        </w:rPr>
+        <w:t>p</w:t>
+      </w:r>
+      <w:r>
+        <w:rPr>
+          <w:lang w:val="es-419" w:eastAsia="es-CO"/>
+        </w:rPr>
+        <w:t>osee una estructura simple y operan en entornos regionales y algunas nacionales, con recursos técnicos moderados. Empiezan a incorporar eficiencia energética, separación de residuos y alianzas con proveedores sostenibles para fortalecer su gestión ambiental.</w:t>
       </w:r>
     </w:p>
     <w:p>
@@ -10381,11 +10359,11 @@
       <w:pPr>
         <w:pStyle w:val="Ttulo2"/>
       </w:pPr>
-      <w:bookmarkStart w:id="55" w:name="_Toc214390585"/>
+      <w:bookmarkStart w:id="59" w:name="_Toc214870363"/>
       <w:r>
         <w:t>Cadena de valor</w:t>
       </w:r>
-      <w:bookmarkEnd w:id="55"/>
+      <w:bookmarkEnd w:id="59"/>
     </w:p>
     <w:p>
       <w:pPr>
@@ -10478,11 +10456,11 @@
       <w:pPr>
         <w:pStyle w:val="Ttulo2"/>
       </w:pPr>
-      <w:bookmarkStart w:id="56" w:name="_Toc214390586"/>
+      <w:bookmarkStart w:id="60" w:name="_Toc214870364"/>
       <w:r>
         <w:t>Modelos de cadena de valor</w:t>
       </w:r>
-      <w:bookmarkEnd w:id="56"/>
+      <w:bookmarkEnd w:id="60"/>
     </w:p>
     <w:p>
       <w:pPr>
@@ -10663,11 +10641,11 @@
       <w:pPr>
         <w:pStyle w:val="Ttulo2"/>
       </w:pPr>
-      <w:bookmarkStart w:id="57" w:name="_Toc214390587"/>
+      <w:bookmarkStart w:id="61" w:name="_Toc214870365"/>
       <w:r>
         <w:t>Responsabilidad social empresarial</w:t>
       </w:r>
-      <w:bookmarkEnd w:id="57"/>
+      <w:bookmarkEnd w:id="61"/>
     </w:p>
     <w:p>
       <w:pPr>
@@ -10721,7 +10699,7 @@
       <w:pPr>
         <w:pStyle w:val="Ttulo1"/>
       </w:pPr>
-      <w:bookmarkStart w:id="58" w:name="_Toc214390588"/>
+      <w:bookmarkStart w:id="62" w:name="_Toc214870366"/>
       <w:r>
         <w:lastRenderedPageBreak/>
         <w:t xml:space="preserve">Sistemas </w:t>
@@ -10741,7 +10719,7 @@
         </w:rPr>
         <w:t>pull</w:t>
       </w:r>
-      <w:bookmarkEnd w:id="58"/>
+      <w:bookmarkEnd w:id="62"/>
     </w:p>
     <w:p>
       <w:pPr>
@@ -10806,28 +10784,30 @@
           <w14:ligatures w14:val="none"/>
         </w:rPr>
       </w:pPr>
-      <w:bookmarkStart w:id="59" w:name="_Toc213252569"/>
-      <w:bookmarkStart w:id="60" w:name="_Toc213309689"/>
-      <w:bookmarkStart w:id="61" w:name="_Toc213329349"/>
-      <w:bookmarkStart w:id="62" w:name="_Toc213339151"/>
-      <w:bookmarkStart w:id="63" w:name="_Toc213343317"/>
-      <w:bookmarkStart w:id="64" w:name="_Toc214390589"/>
-      <w:bookmarkEnd w:id="59"/>
-      <w:bookmarkEnd w:id="60"/>
-      <w:bookmarkEnd w:id="61"/>
-      <w:bookmarkEnd w:id="62"/>
+      <w:bookmarkStart w:id="63" w:name="_Toc213252569"/>
+      <w:bookmarkStart w:id="64" w:name="_Toc213309689"/>
+      <w:bookmarkStart w:id="65" w:name="_Toc213329349"/>
+      <w:bookmarkStart w:id="66" w:name="_Toc213339151"/>
+      <w:bookmarkStart w:id="67" w:name="_Toc213343317"/>
+      <w:bookmarkStart w:id="68" w:name="_Toc214390589"/>
+      <w:bookmarkStart w:id="69" w:name="_Toc214870367"/>
       <w:bookmarkEnd w:id="63"/>
       <w:bookmarkEnd w:id="64"/>
+      <w:bookmarkEnd w:id="65"/>
+      <w:bookmarkEnd w:id="66"/>
+      <w:bookmarkEnd w:id="67"/>
+      <w:bookmarkEnd w:id="68"/>
+      <w:bookmarkEnd w:id="69"/>
     </w:p>
     <w:p>
       <w:pPr>
         <w:pStyle w:val="Ttulo2"/>
       </w:pPr>
-      <w:bookmarkStart w:id="65" w:name="_Toc214390590"/>
+      <w:bookmarkStart w:id="70" w:name="_Toc214870368"/>
       <w:r>
         <w:t>Concepto</w:t>
       </w:r>
-      <w:bookmarkEnd w:id="65"/>
+      <w:bookmarkEnd w:id="70"/>
     </w:p>
     <w:p>
       <w:pPr>
@@ -10960,11 +10940,11 @@
       <w:pPr>
         <w:pStyle w:val="Ttulo2"/>
       </w:pPr>
-      <w:bookmarkStart w:id="66" w:name="_Toc214390591"/>
+      <w:bookmarkStart w:id="71" w:name="_Toc214870369"/>
       <w:r>
         <w:t>Diferencias</w:t>
       </w:r>
-      <w:bookmarkEnd w:id="66"/>
+      <w:bookmarkEnd w:id="71"/>
     </w:p>
     <w:p>
       <w:pPr>
@@ -11475,11 +11455,11 @@
       <w:pPr>
         <w:pStyle w:val="Ttulo2"/>
       </w:pPr>
-      <w:bookmarkStart w:id="67" w:name="_Toc214390592"/>
+      <w:bookmarkStart w:id="72" w:name="_Toc214870370"/>
       <w:r>
         <w:t>Aplicabilidad</w:t>
       </w:r>
-      <w:bookmarkEnd w:id="67"/>
+      <w:bookmarkEnd w:id="72"/>
     </w:p>
     <w:p>
       <w:pPr>
@@ -11652,7 +11632,7 @@
       <w:pPr>
         <w:pStyle w:val="Ttulo1"/>
       </w:pPr>
-      <w:bookmarkStart w:id="68" w:name="_Toc214390593"/>
+      <w:bookmarkStart w:id="73" w:name="_Toc214870371"/>
       <w:r>
         <w:lastRenderedPageBreak/>
         <w:t>P</w:t>
@@ -11660,7 +11640,7 @@
       <w:r>
         <w:t>rioridades competitivas</w:t>
       </w:r>
-      <w:bookmarkEnd w:id="68"/>
+      <w:bookmarkEnd w:id="73"/>
     </w:p>
     <w:p>
       <w:pPr>
@@ -11699,28 +11679,30 @@
           <w14:ligatures w14:val="none"/>
         </w:rPr>
       </w:pPr>
-      <w:bookmarkStart w:id="69" w:name="_Toc213252574"/>
-      <w:bookmarkStart w:id="70" w:name="_Toc213309694"/>
-      <w:bookmarkStart w:id="71" w:name="_Toc213329354"/>
-      <w:bookmarkStart w:id="72" w:name="_Toc213339156"/>
-      <w:bookmarkStart w:id="73" w:name="_Toc213343322"/>
-      <w:bookmarkStart w:id="74" w:name="_Toc214390594"/>
-      <w:bookmarkEnd w:id="69"/>
-      <w:bookmarkEnd w:id="70"/>
-      <w:bookmarkEnd w:id="71"/>
-      <w:bookmarkEnd w:id="72"/>
-      <w:bookmarkEnd w:id="73"/>
+      <w:bookmarkStart w:id="74" w:name="_Toc213252574"/>
+      <w:bookmarkStart w:id="75" w:name="_Toc213309694"/>
+      <w:bookmarkStart w:id="76" w:name="_Toc213329354"/>
+      <w:bookmarkStart w:id="77" w:name="_Toc213339156"/>
+      <w:bookmarkStart w:id="78" w:name="_Toc213343322"/>
+      <w:bookmarkStart w:id="79" w:name="_Toc214390594"/>
+      <w:bookmarkStart w:id="80" w:name="_Toc214870372"/>
       <w:bookmarkEnd w:id="74"/>
+      <w:bookmarkEnd w:id="75"/>
+      <w:bookmarkEnd w:id="76"/>
+      <w:bookmarkEnd w:id="77"/>
+      <w:bookmarkEnd w:id="78"/>
+      <w:bookmarkEnd w:id="79"/>
+      <w:bookmarkEnd w:id="80"/>
     </w:p>
     <w:p>
       <w:pPr>
         <w:pStyle w:val="Ttulo2"/>
       </w:pPr>
-      <w:bookmarkStart w:id="75" w:name="_Toc214390595"/>
+      <w:bookmarkStart w:id="81" w:name="_Toc214870373"/>
       <w:r>
         <w:t>Costo</w:t>
       </w:r>
-      <w:bookmarkEnd w:id="75"/>
+      <w:bookmarkEnd w:id="81"/>
       <w:r>
         <w:t xml:space="preserve"> </w:t>
       </w:r>
@@ -11742,11 +11724,11 @@
       <w:pPr>
         <w:pStyle w:val="Ttulo2"/>
       </w:pPr>
-      <w:bookmarkStart w:id="76" w:name="_Toc214390596"/>
+      <w:bookmarkStart w:id="82" w:name="_Toc214870374"/>
       <w:r>
         <w:t>Tiempo</w:t>
       </w:r>
-      <w:bookmarkEnd w:id="76"/>
+      <w:bookmarkEnd w:id="82"/>
     </w:p>
     <w:p>
       <w:pPr>
@@ -11765,11 +11747,11 @@
       <w:pPr>
         <w:pStyle w:val="Ttulo2"/>
       </w:pPr>
-      <w:bookmarkStart w:id="77" w:name="_Toc214390597"/>
+      <w:bookmarkStart w:id="83" w:name="_Toc214870375"/>
       <w:r>
         <w:t>Calidad</w:t>
       </w:r>
-      <w:bookmarkEnd w:id="77"/>
+      <w:bookmarkEnd w:id="83"/>
       <w:r>
         <w:t xml:space="preserve"> </w:t>
       </w:r>
@@ -11798,11 +11780,11 @@
       <w:pPr>
         <w:pStyle w:val="Ttulo2"/>
       </w:pPr>
-      <w:bookmarkStart w:id="78" w:name="_Toc214390598"/>
+      <w:bookmarkStart w:id="84" w:name="_Toc214870376"/>
       <w:r>
         <w:t>Flexibilidad</w:t>
       </w:r>
-      <w:bookmarkEnd w:id="78"/>
+      <w:bookmarkEnd w:id="84"/>
     </w:p>
     <w:p>
       <w:pPr>
@@ -11821,11 +11803,11 @@
       <w:pPr>
         <w:pStyle w:val="Ttulo2"/>
       </w:pPr>
-      <w:bookmarkStart w:id="79" w:name="_Toc214390599"/>
+      <w:bookmarkStart w:id="85" w:name="_Toc214870377"/>
       <w:r>
         <w:t>Innovación</w:t>
       </w:r>
-      <w:bookmarkEnd w:id="79"/>
+      <w:bookmarkEnd w:id="85"/>
     </w:p>
     <w:p>
       <w:pPr>
@@ -11988,7 +11970,7 @@
       <w:pPr>
         <w:pStyle w:val="Titulosgenerales"/>
       </w:pPr>
-      <w:bookmarkStart w:id="80" w:name="_Toc214390600"/>
+      <w:bookmarkStart w:id="86" w:name="_Toc214870378"/>
       <w:r>
         <w:lastRenderedPageBreak/>
         <w:t>S</w:t>
@@ -11996,7 +11978,7 @@
       <w:r>
         <w:t>íntesis</w:t>
       </w:r>
-      <w:bookmarkEnd w:id="80"/>
+      <w:bookmarkEnd w:id="86"/>
       <w:r>
         <w:t xml:space="preserve"> </w:t>
       </w:r>
@@ -12081,7 +12063,7 @@
                     </pic:cNvPicPr>
                   </pic:nvPicPr>
                   <pic:blipFill>
-                    <a:blip r:embed="rId18">
+                    <a:blip r:embed="rId17">
                       <a:extLst>
                         <a:ext uri="{28A0092B-C50C-407E-A947-70E740481C1C}">
                           <a14:useLocalDpi xmlns:a14="http://schemas.microsoft.com/office/drawing/2010/main" val="0"/>
@@ -12125,12 +12107,12 @@
       <w:pPr>
         <w:pStyle w:val="Titulosgenerales"/>
       </w:pPr>
-      <w:bookmarkStart w:id="81" w:name="_Toc214390601"/>
+      <w:bookmarkStart w:id="87" w:name="_Toc214870379"/>
       <w:r>
         <w:lastRenderedPageBreak/>
         <w:t>Glosario</w:t>
       </w:r>
-      <w:bookmarkEnd w:id="81"/>
+      <w:bookmarkEnd w:id="87"/>
     </w:p>
     <w:p>
       <w:pPr>
@@ -12839,12 +12821,12 @@
       <w:pPr>
         <w:pStyle w:val="Titulosgenerales"/>
       </w:pPr>
-      <w:bookmarkStart w:id="82" w:name="_Toc214390602"/>
+      <w:bookmarkStart w:id="88" w:name="_Toc214870380"/>
       <w:r>
         <w:lastRenderedPageBreak/>
         <w:t>Material complementario</w:t>
       </w:r>
-      <w:bookmarkEnd w:id="82"/>
+      <w:bookmarkEnd w:id="88"/>
     </w:p>
     <w:tbl>
       <w:tblPr>
@@ -13051,7 +13033,7 @@
                 <w:szCs w:val="28"/>
               </w:rPr>
             </w:pPr>
-            <w:hyperlink r:id="rId19" w:history="1">
+            <w:hyperlink r:id="rId18" w:history="1">
               <w:r>
                 <w:rPr>
                   <w:rStyle w:val="Hipervnculo"/>
@@ -13159,7 +13141,7 @@
                 <w:szCs w:val="28"/>
               </w:rPr>
             </w:pPr>
-            <w:hyperlink r:id="rId20" w:history="1">
+            <w:hyperlink r:id="rId19" w:history="1">
               <w:r>
                 <w:rPr>
                   <w:rStyle w:val="Hipervnculo"/>
@@ -13268,7 +13250,7 @@
                 <w:szCs w:val="28"/>
               </w:rPr>
             </w:pPr>
-            <w:hyperlink r:id="rId21" w:history="1">
+            <w:hyperlink r:id="rId20" w:history="1">
               <w:r>
                 <w:rPr>
                   <w:rStyle w:val="Hipervnculo"/>
@@ -13293,12 +13275,12 @@
       <w:pPr>
         <w:pStyle w:val="Titulosgenerales"/>
       </w:pPr>
-      <w:bookmarkStart w:id="83" w:name="_Toc214390603"/>
+      <w:bookmarkStart w:id="89" w:name="_Toc214870381"/>
       <w:r>
         <w:lastRenderedPageBreak/>
         <w:t>Referencias bibliográficas</w:t>
       </w:r>
-      <w:bookmarkEnd w:id="83"/>
+      <w:bookmarkEnd w:id="89"/>
       <w:r>
         <w:t xml:space="preserve"> </w:t>
       </w:r>
@@ -13319,7 +13301,7 @@
         </w:rPr>
         <w:t xml:space="preserve">Ávila Gómez, D. C. (2014). Cadena de abastecimiento sostenible: marco teórico y beneficios. Universidad Militar Nueva Granada. </w:t>
       </w:r>
-      <w:hyperlink r:id="rId22" w:history="1">
+      <w:hyperlink r:id="rId21" w:history="1">
         <w:r>
           <w:rPr>
             <w:rStyle w:val="Hipervnculo"/>
@@ -13347,7 +13329,7 @@
         </w:rPr>
         <w:t xml:space="preserve">Chopra, S., &amp; Meindl, P. (2013). Administración de la cadena de suministro: Estrategia, planeación y operación (5ª ed.). Pearson Educación. </w:t>
       </w:r>
-      <w:hyperlink r:id="rId23" w:history="1">
+      <w:hyperlink r:id="rId22" w:history="1">
         <w:r>
           <w:rPr>
             <w:rStyle w:val="Hipervnculo"/>
@@ -13375,7 +13357,7 @@
         </w:rPr>
         <w:t xml:space="preserve">Ministerio de Ambiente y Desarrollo Sostenible. (2022). Anexo 2: Tendencias de mercado de los negocios verdes del Plan Nacional de Negocios Verdes 2022–2030. </w:t>
       </w:r>
-      <w:hyperlink r:id="rId24" w:history="1">
+      <w:hyperlink r:id="rId23" w:history="1">
         <w:r>
           <w:rPr>
             <w:rStyle w:val="Hipervnculo"/>
@@ -13403,7 +13385,7 @@
         </w:rPr>
         <w:t xml:space="preserve">Ministerio de Ambiente y Desarrollo Sostenible. (2023). Catálogo de negocios verdes 2023. </w:t>
       </w:r>
-      <w:hyperlink r:id="rId25" w:history="1">
+      <w:hyperlink r:id="rId24" w:history="1">
         <w:r>
           <w:rPr>
             <w:rStyle w:val="Hipervnculo"/>
@@ -13431,7 +13413,7 @@
         </w:rPr>
         <w:t xml:space="preserve">Rodríguez-Guevara, E. G., García-Bonilla, D. A., &amp; Pineda-Ospina, D. L. (2024). Prácticas de gestión sostenible en las cadenas de suministro. Universidad del Valle. </w:t>
       </w:r>
-      <w:hyperlink r:id="rId26" w:history="1">
+      <w:hyperlink r:id="rId25" w:history="1">
         <w:r>
           <w:rPr>
             <w:rStyle w:val="Hipervnculo"/>
@@ -13468,7 +13450,7 @@
         <w:lastRenderedPageBreak/>
         <w:t xml:space="preserve">integración. Universidad Complutense de Madrid. </w:t>
       </w:r>
-      <w:hyperlink r:id="rId27" w:history="1">
+      <w:hyperlink r:id="rId26" w:history="1">
         <w:r>
           <w:rPr>
             <w:rStyle w:val="Hipervnculo"/>
@@ -13496,7 +13478,7 @@
         </w:rPr>
         <w:t xml:space="preserve">Torres-Salazar, M., Rivas-Torres, A., &amp; Martínez-Aguilar, E. (2016). Talento verde y cadenas de suministro verdes: ¿existe una relación significativa? Revista Nova Scientia, 8(1), 421 454. </w:t>
       </w:r>
-      <w:hyperlink r:id="rId28" w:history="1">
+      <w:hyperlink r:id="rId27" w:history="1">
         <w:r>
           <w:rPr>
             <w:rStyle w:val="Hipervnculo"/>
@@ -13524,7 +13506,7 @@
         </w:rPr>
         <w:t xml:space="preserve">Ulloa, J. C. (2023). Revisión de literatura sobre gestión de cadenas de suministro sostenible. Universidad del Rosario. </w:t>
       </w:r>
-      <w:hyperlink r:id="rId29" w:history="1">
+      <w:hyperlink r:id="rId28" w:history="1">
         <w:r>
           <w:rPr>
             <w:rStyle w:val="Hipervnculo"/>
@@ -13566,7 +13548,7 @@
         </w:rPr>
         <w:t xml:space="preserve">. (2022). Guía de abastecimiento sostenible. WWF SCP. </w:t>
       </w:r>
-      <w:hyperlink r:id="rId30" w:history="1">
+      <w:hyperlink r:id="rId29" w:history="1">
         <w:r>
           <w:rPr>
             <w:rStyle w:val="Hipervnculo"/>
@@ -13591,12 +13573,12 @@
       <w:pPr>
         <w:pStyle w:val="Titulosgenerales"/>
       </w:pPr>
-      <w:bookmarkStart w:id="84" w:name="_Toc214390604"/>
+      <w:bookmarkStart w:id="90" w:name="_Toc214870382"/>
       <w:r>
         <w:lastRenderedPageBreak/>
         <w:t>Créditos</w:t>
       </w:r>
-      <w:bookmarkEnd w:id="84"/>
+      <w:bookmarkEnd w:id="90"/>
     </w:p>
     <w:tbl>
       <w:tblPr>
@@ -14604,8 +14586,8 @@
       </w:pPr>
     </w:p>
     <w:sectPr>
-      <w:headerReference w:type="default" r:id="rId31"/>
-      <w:footerReference w:type="default" r:id="rId32"/>
+      <w:headerReference w:type="default" r:id="rId30"/>
+      <w:footerReference w:type="default" r:id="rId31"/>
       <w:pgSz w:w="12240" w:h="15840"/>
       <w:pgMar w:top="1701" w:right="1134" w:bottom="1134" w:left="1134" w:header="709" w:footer="737" w:gutter="0"/>
       <w:pgNumType w:start="1"/>
@@ -17302,6 +17284,119 @@
     </w:lvl>
   </w:abstractNum>
   <w:abstractNum w:abstractNumId="22" w15:restartNumberingAfterBreak="0">
+    <w:nsid w:val="4340274D"/>
+    <w:multiLevelType w:val="hybridMultilevel"/>
+    <w:tmpl w:val="CAD63092"/>
+    <w:lvl w:ilvl="0" w:tplc="240A000F">
+      <w:start w:val="1"/>
+      <w:numFmt w:val="decimal"/>
+      <w:lvlText w:val="%1."/>
+      <w:lvlJc w:val="left"/>
+      <w:pPr>
+        <w:ind w:left="1429" w:hanging="360"/>
+      </w:pPr>
+      <w:rPr>
+        <w:rFonts w:hint="default"/>
+      </w:rPr>
+    </w:lvl>
+    <w:lvl w:ilvl="1" w:tplc="240A0003" w:tentative="1">
+      <w:start w:val="1"/>
+      <w:numFmt w:val="bullet"/>
+      <w:lvlText w:val="o"/>
+      <w:lvlJc w:val="left"/>
+      <w:pPr>
+        <w:ind w:left="2149" w:hanging="360"/>
+      </w:pPr>
+      <w:rPr>
+        <w:rFonts w:ascii="Courier New" w:hAnsi="Courier New" w:cs="Courier New" w:hint="default"/>
+      </w:rPr>
+    </w:lvl>
+    <w:lvl w:ilvl="2" w:tplc="240A0005" w:tentative="1">
+      <w:start w:val="1"/>
+      <w:numFmt w:val="bullet"/>
+      <w:lvlText w:val=""/>
+      <w:lvlJc w:val="left"/>
+      <w:pPr>
+        <w:ind w:left="2869" w:hanging="360"/>
+      </w:pPr>
+      <w:rPr>
+        <w:rFonts w:ascii="Wingdings" w:hAnsi="Wingdings" w:hint="default"/>
+      </w:rPr>
+    </w:lvl>
+    <w:lvl w:ilvl="3" w:tplc="240A0001" w:tentative="1">
+      <w:start w:val="1"/>
+      <w:numFmt w:val="bullet"/>
+      <w:lvlText w:val=""/>
+      <w:lvlJc w:val="left"/>
+      <w:pPr>
+        <w:ind w:left="3589" w:hanging="360"/>
+      </w:pPr>
+      <w:rPr>
+        <w:rFonts w:ascii="Symbol" w:hAnsi="Symbol" w:hint="default"/>
+      </w:rPr>
+    </w:lvl>
+    <w:lvl w:ilvl="4" w:tplc="240A0003" w:tentative="1">
+      <w:start w:val="1"/>
+      <w:numFmt w:val="bullet"/>
+      <w:lvlText w:val="o"/>
+      <w:lvlJc w:val="left"/>
+      <w:pPr>
+        <w:ind w:left="4309" w:hanging="360"/>
+      </w:pPr>
+      <w:rPr>
+        <w:rFonts w:ascii="Courier New" w:hAnsi="Courier New" w:cs="Courier New" w:hint="default"/>
+      </w:rPr>
+    </w:lvl>
+    <w:lvl w:ilvl="5" w:tplc="240A0005" w:tentative="1">
+      <w:start w:val="1"/>
+      <w:numFmt w:val="bullet"/>
+      <w:lvlText w:val=""/>
+      <w:lvlJc w:val="left"/>
+      <w:pPr>
+        <w:ind w:left="5029" w:hanging="360"/>
+      </w:pPr>
+      <w:rPr>
+        <w:rFonts w:ascii="Wingdings" w:hAnsi="Wingdings" w:hint="default"/>
+      </w:rPr>
+    </w:lvl>
+    <w:lvl w:ilvl="6" w:tplc="240A0001" w:tentative="1">
+      <w:start w:val="1"/>
+      <w:numFmt w:val="bullet"/>
+      <w:lvlText w:val=""/>
+      <w:lvlJc w:val="left"/>
+      <w:pPr>
+        <w:ind w:left="5749" w:hanging="360"/>
+      </w:pPr>
+      <w:rPr>
+        <w:rFonts w:ascii="Symbol" w:hAnsi="Symbol" w:hint="default"/>
+      </w:rPr>
+    </w:lvl>
+    <w:lvl w:ilvl="7" w:tplc="240A0003" w:tentative="1">
+      <w:start w:val="1"/>
+      <w:numFmt w:val="bullet"/>
+      <w:lvlText w:val="o"/>
+      <w:lvlJc w:val="left"/>
+      <w:pPr>
+        <w:ind w:left="6469" w:hanging="360"/>
+      </w:pPr>
+      <w:rPr>
+        <w:rFonts w:ascii="Courier New" w:hAnsi="Courier New" w:cs="Courier New" w:hint="default"/>
+      </w:rPr>
+    </w:lvl>
+    <w:lvl w:ilvl="8" w:tplc="240A0005" w:tentative="1">
+      <w:start w:val="1"/>
+      <w:numFmt w:val="bullet"/>
+      <w:lvlText w:val=""/>
+      <w:lvlJc w:val="left"/>
+      <w:pPr>
+        <w:ind w:left="7189" w:hanging="360"/>
+      </w:pPr>
+      <w:rPr>
+        <w:rFonts w:ascii="Wingdings" w:hAnsi="Wingdings" w:hint="default"/>
+      </w:rPr>
+    </w:lvl>
+  </w:abstractNum>
+  <w:abstractNum w:abstractNumId="23" w15:restartNumberingAfterBreak="0">
     <w:nsid w:val="43BC414F"/>
     <w:multiLevelType w:val="hybridMultilevel"/>
     <w:tmpl w:val="74AAF9BE"/>
@@ -17414,7 +17509,7 @@
       </w:rPr>
     </w:lvl>
   </w:abstractNum>
-  <w:abstractNum w:abstractNumId="23" w15:restartNumberingAfterBreak="0">
+  <w:abstractNum w:abstractNumId="24" w15:restartNumberingAfterBreak="0">
     <w:nsid w:val="4A90449A"/>
     <w:multiLevelType w:val="hybridMultilevel"/>
     <w:tmpl w:val="A50E7F70"/>
@@ -17500,7 +17595,7 @@
       </w:pPr>
     </w:lvl>
   </w:abstractNum>
-  <w:abstractNum w:abstractNumId="24" w15:restartNumberingAfterBreak="0">
+  <w:abstractNum w:abstractNumId="25" w15:restartNumberingAfterBreak="0">
     <w:nsid w:val="4AF26E24"/>
     <w:multiLevelType w:val="hybridMultilevel"/>
     <w:tmpl w:val="81DEC122"/>
@@ -17613,7 +17708,7 @@
       </w:rPr>
     </w:lvl>
   </w:abstractNum>
-  <w:abstractNum w:abstractNumId="25" w15:restartNumberingAfterBreak="0">
+  <w:abstractNum w:abstractNumId="26" w15:restartNumberingAfterBreak="0">
     <w:nsid w:val="4DC41C3C"/>
     <w:multiLevelType w:val="hybridMultilevel"/>
     <w:tmpl w:val="BDD29C4E"/>
@@ -17726,7 +17821,7 @@
       </w:rPr>
     </w:lvl>
   </w:abstractNum>
-  <w:abstractNum w:abstractNumId="26" w15:restartNumberingAfterBreak="0">
+  <w:abstractNum w:abstractNumId="27" w15:restartNumberingAfterBreak="0">
     <w:nsid w:val="4EBE1EF6"/>
     <w:multiLevelType w:val="hybridMultilevel"/>
     <w:tmpl w:val="F6A60586"/>
@@ -17819,7 +17914,7 @@
       </w:pPr>
     </w:lvl>
   </w:abstractNum>
-  <w:abstractNum w:abstractNumId="27" w15:restartNumberingAfterBreak="0">
+  <w:abstractNum w:abstractNumId="28" w15:restartNumberingAfterBreak="0">
     <w:nsid w:val="53047B31"/>
     <w:multiLevelType w:val="hybridMultilevel"/>
     <w:tmpl w:val="A5A42E92"/>
@@ -17932,7 +18027,7 @@
       </w:rPr>
     </w:lvl>
   </w:abstractNum>
-  <w:abstractNum w:abstractNumId="28" w15:restartNumberingAfterBreak="0">
+  <w:abstractNum w:abstractNumId="29" w15:restartNumberingAfterBreak="0">
     <w:nsid w:val="5309419F"/>
     <w:multiLevelType w:val="hybridMultilevel"/>
     <w:tmpl w:val="7C36870E"/>
@@ -18045,7 +18140,7 @@
       </w:rPr>
     </w:lvl>
   </w:abstractNum>
-  <w:abstractNum w:abstractNumId="29" w15:restartNumberingAfterBreak="0">
+  <w:abstractNum w:abstractNumId="30" w15:restartNumberingAfterBreak="0">
     <w:nsid w:val="56287E9C"/>
     <w:multiLevelType w:val="hybridMultilevel"/>
     <w:tmpl w:val="06F679DC"/>
@@ -18158,7 +18253,7 @@
       </w:rPr>
     </w:lvl>
   </w:abstractNum>
-  <w:abstractNum w:abstractNumId="30" w15:restartNumberingAfterBreak="0">
+  <w:abstractNum w:abstractNumId="31" w15:restartNumberingAfterBreak="0">
     <w:nsid w:val="57B16C29"/>
     <w:multiLevelType w:val="hybridMultilevel"/>
     <w:tmpl w:val="613A86DE"/>
@@ -18271,7 +18366,7 @@
       </w:rPr>
     </w:lvl>
   </w:abstractNum>
-  <w:abstractNum w:abstractNumId="31" w15:restartNumberingAfterBreak="0">
+  <w:abstractNum w:abstractNumId="32" w15:restartNumberingAfterBreak="0">
     <w:nsid w:val="580B5C97"/>
     <w:multiLevelType w:val="hybridMultilevel"/>
     <w:tmpl w:val="CA66394A"/>
@@ -18384,7 +18479,7 @@
       </w:rPr>
     </w:lvl>
   </w:abstractNum>
-  <w:abstractNum w:abstractNumId="32" w15:restartNumberingAfterBreak="0">
+  <w:abstractNum w:abstractNumId="33" w15:restartNumberingAfterBreak="0">
     <w:nsid w:val="59BF5078"/>
     <w:multiLevelType w:val="multilevel"/>
     <w:tmpl w:val="D3CCF844"/>
@@ -18508,7 +18603,7 @@
       </w:rPr>
     </w:lvl>
   </w:abstractNum>
-  <w:abstractNum w:abstractNumId="33" w15:restartNumberingAfterBreak="0">
+  <w:abstractNum w:abstractNumId="34" w15:restartNumberingAfterBreak="0">
     <w:nsid w:val="5A037D2A"/>
     <w:multiLevelType w:val="hybridMultilevel"/>
     <w:tmpl w:val="1B5C1616"/>
@@ -18621,7 +18716,7 @@
       </w:rPr>
     </w:lvl>
   </w:abstractNum>
-  <w:abstractNum w:abstractNumId="34" w15:restartNumberingAfterBreak="0">
+  <w:abstractNum w:abstractNumId="35" w15:restartNumberingAfterBreak="0">
     <w:nsid w:val="5A640125"/>
     <w:multiLevelType w:val="hybridMultilevel"/>
     <w:tmpl w:val="2AD81978"/>
@@ -18734,7 +18829,7 @@
       </w:rPr>
     </w:lvl>
   </w:abstractNum>
-  <w:abstractNum w:abstractNumId="35" w15:restartNumberingAfterBreak="0">
+  <w:abstractNum w:abstractNumId="36" w15:restartNumberingAfterBreak="0">
     <w:nsid w:val="5F4349FB"/>
     <w:multiLevelType w:val="hybridMultilevel"/>
     <w:tmpl w:val="D980B782"/>
@@ -18847,7 +18942,7 @@
       </w:rPr>
     </w:lvl>
   </w:abstractNum>
-  <w:abstractNum w:abstractNumId="36" w15:restartNumberingAfterBreak="0">
+  <w:abstractNum w:abstractNumId="37" w15:restartNumberingAfterBreak="0">
     <w:nsid w:val="61956893"/>
     <w:multiLevelType w:val="hybridMultilevel"/>
     <w:tmpl w:val="5B403A7C"/>
@@ -18960,7 +19055,7 @@
       </w:rPr>
     </w:lvl>
   </w:abstractNum>
-  <w:abstractNum w:abstractNumId="37" w15:restartNumberingAfterBreak="0">
+  <w:abstractNum w:abstractNumId="38" w15:restartNumberingAfterBreak="0">
     <w:nsid w:val="68AC4B72"/>
     <w:multiLevelType w:val="hybridMultilevel"/>
     <w:tmpl w:val="3E8CEE4E"/>
@@ -19073,7 +19168,7 @@
       </w:rPr>
     </w:lvl>
   </w:abstractNum>
-  <w:abstractNum w:abstractNumId="38" w15:restartNumberingAfterBreak="0">
+  <w:abstractNum w:abstractNumId="39" w15:restartNumberingAfterBreak="0">
     <w:nsid w:val="72690072"/>
     <w:multiLevelType w:val="hybridMultilevel"/>
     <w:tmpl w:val="998E612C"/>
@@ -19186,7 +19281,7 @@
       </w:rPr>
     </w:lvl>
   </w:abstractNum>
-  <w:abstractNum w:abstractNumId="39" w15:restartNumberingAfterBreak="0">
+  <w:abstractNum w:abstractNumId="40" w15:restartNumberingAfterBreak="0">
     <w:nsid w:val="72E46DBD"/>
     <w:multiLevelType w:val="hybridMultilevel"/>
     <w:tmpl w:val="0646F7D0"/>
@@ -19299,7 +19394,7 @@
       </w:rPr>
     </w:lvl>
   </w:abstractNum>
-  <w:abstractNum w:abstractNumId="40" w15:restartNumberingAfterBreak="0">
+  <w:abstractNum w:abstractNumId="41" w15:restartNumberingAfterBreak="0">
     <w:nsid w:val="73EA2E57"/>
     <w:multiLevelType w:val="hybridMultilevel"/>
     <w:tmpl w:val="F8381E16"/>
@@ -19412,7 +19507,7 @@
       </w:rPr>
     </w:lvl>
   </w:abstractNum>
-  <w:abstractNum w:abstractNumId="41" w15:restartNumberingAfterBreak="0">
+  <w:abstractNum w:abstractNumId="42" w15:restartNumberingAfterBreak="0">
     <w:nsid w:val="780A713F"/>
     <w:multiLevelType w:val="hybridMultilevel"/>
     <w:tmpl w:val="7D22FAE4"/>
@@ -19525,7 +19620,7 @@
       </w:rPr>
     </w:lvl>
   </w:abstractNum>
-  <w:abstractNum w:abstractNumId="42" w15:restartNumberingAfterBreak="0">
+  <w:abstractNum w:abstractNumId="43" w15:restartNumberingAfterBreak="0">
     <w:nsid w:val="79160A15"/>
     <w:multiLevelType w:val="hybridMultilevel"/>
     <w:tmpl w:val="DD7EACC6"/>
@@ -19638,7 +19733,7 @@
       </w:rPr>
     </w:lvl>
   </w:abstractNum>
-  <w:abstractNum w:abstractNumId="43" w15:restartNumberingAfterBreak="0">
+  <w:abstractNum w:abstractNumId="44" w15:restartNumberingAfterBreak="0">
     <w:nsid w:val="7C161D1C"/>
     <w:multiLevelType w:val="multilevel"/>
     <w:tmpl w:val="F4982654"/>
@@ -19729,7 +19824,7 @@
       </w:pPr>
     </w:lvl>
   </w:abstractNum>
-  <w:abstractNum w:abstractNumId="44" w15:restartNumberingAfterBreak="0">
+  <w:abstractNum w:abstractNumId="45" w15:restartNumberingAfterBreak="0">
     <w:nsid w:val="7DA74E56"/>
     <w:multiLevelType w:val="hybridMultilevel"/>
     <w:tmpl w:val="F23A38EA"/>
@@ -19842,7 +19937,7 @@
       </w:rPr>
     </w:lvl>
   </w:abstractNum>
-  <w:abstractNum w:abstractNumId="45" w15:restartNumberingAfterBreak="0">
+  <w:abstractNum w:abstractNumId="46" w15:restartNumberingAfterBreak="0">
     <w:nsid w:val="7FB62E05"/>
     <w:multiLevelType w:val="hybridMultilevel"/>
     <w:tmpl w:val="36441D2A"/>
@@ -19956,7 +20051,7 @@
     </w:lvl>
   </w:abstractNum>
   <w:num w:numId="1">
-    <w:abstractNumId w:val="43"/>
+    <w:abstractNumId w:val="44"/>
   </w:num>
   <w:num w:numId="2">
     <w:abstractNumId w:val="0"/>
@@ -19965,13 +20060,13 @@
     <w:abstractNumId w:val="12"/>
   </w:num>
   <w:num w:numId="4">
-    <w:abstractNumId w:val="26"/>
+    <w:abstractNumId w:val="27"/>
   </w:num>
   <w:num w:numId="5">
     <w:abstractNumId w:val="14"/>
   </w:num>
   <w:num w:numId="6">
-    <w:abstractNumId w:val="32"/>
+    <w:abstractNumId w:val="33"/>
   </w:num>
   <w:num w:numId="7">
     <w:abstractNumId w:val="21"/>
@@ -19980,16 +20075,16 @@
     <w:abstractNumId w:val="3"/>
   </w:num>
   <w:num w:numId="9">
-    <w:abstractNumId w:val="37"/>
+    <w:abstractNumId w:val="38"/>
   </w:num>
   <w:num w:numId="10">
-    <w:abstractNumId w:val="42"/>
+    <w:abstractNumId w:val="43"/>
   </w:num>
   <w:num w:numId="11">
     <w:abstractNumId w:val="16"/>
   </w:num>
   <w:num w:numId="12">
-    <w:abstractNumId w:val="35"/>
+    <w:abstractNumId w:val="36"/>
   </w:num>
   <w:num w:numId="13">
     <w:abstractNumId w:val="11"/>
@@ -19998,19 +20093,19 @@
     <w:abstractNumId w:val="1"/>
   </w:num>
   <w:num w:numId="15">
+    <w:abstractNumId w:val="32"/>
+  </w:num>
+  <w:num w:numId="16">
     <w:abstractNumId w:val="31"/>
   </w:num>
-  <w:num w:numId="16">
-    <w:abstractNumId w:val="30"/>
-  </w:num>
   <w:num w:numId="17">
-    <w:abstractNumId w:val="40"/>
+    <w:abstractNumId w:val="41"/>
   </w:num>
   <w:num w:numId="18">
     <w:abstractNumId w:val="15"/>
   </w:num>
   <w:num w:numId="19">
-    <w:abstractNumId w:val="36"/>
+    <w:abstractNumId w:val="37"/>
   </w:num>
   <w:num w:numId="20">
     <w:abstractNumId w:val="2"/>
@@ -20019,22 +20114,22 @@
     <w:abstractNumId w:val="10"/>
   </w:num>
   <w:num w:numId="22">
-    <w:abstractNumId w:val="33"/>
+    <w:abstractNumId w:val="34"/>
   </w:num>
   <w:num w:numId="23">
     <w:abstractNumId w:val="4"/>
   </w:num>
   <w:num w:numId="24">
-    <w:abstractNumId w:val="28"/>
+    <w:abstractNumId w:val="29"/>
   </w:num>
   <w:num w:numId="25">
-    <w:abstractNumId w:val="34"/>
+    <w:abstractNumId w:val="35"/>
   </w:num>
   <w:num w:numId="26">
     <w:abstractNumId w:val="13"/>
   </w:num>
   <w:num w:numId="27">
-    <w:abstractNumId w:val="38"/>
+    <w:abstractNumId w:val="39"/>
   </w:num>
   <w:num w:numId="28">
     <w:abstractNumId w:val="18"/>
@@ -20046,7 +20141,7 @@
     <w:abstractNumId w:val="8"/>
   </w:num>
   <w:num w:numId="31">
-    <w:abstractNumId w:val="27"/>
+    <w:abstractNumId w:val="28"/>
   </w:num>
   <w:num w:numId="32">
     <w:abstractNumId w:val="6"/>
@@ -20055,7 +20150,7 @@
     <w:abstractNumId w:val="19"/>
   </w:num>
   <w:num w:numId="34">
-    <w:abstractNumId w:val="41"/>
+    <w:abstractNumId w:val="42"/>
   </w:num>
   <w:num w:numId="35">
     <w:abstractNumId w:val="9"/>
@@ -20064,33 +20159,36 @@
     <w:abstractNumId w:val="7"/>
   </w:num>
   <w:num w:numId="37">
-    <w:abstractNumId w:val="44"/>
+    <w:abstractNumId w:val="45"/>
   </w:num>
   <w:num w:numId="38">
     <w:abstractNumId w:val="5"/>
   </w:num>
   <w:num w:numId="39">
-    <w:abstractNumId w:val="39"/>
+    <w:abstractNumId w:val="40"/>
   </w:num>
   <w:num w:numId="40">
-    <w:abstractNumId w:val="29"/>
+    <w:abstractNumId w:val="30"/>
   </w:num>
   <w:num w:numId="41">
     <w:abstractNumId w:val="17"/>
   </w:num>
   <w:num w:numId="42">
+    <w:abstractNumId w:val="26"/>
+  </w:num>
+  <w:num w:numId="43">
+    <w:abstractNumId w:val="46"/>
+  </w:num>
+  <w:num w:numId="44">
     <w:abstractNumId w:val="25"/>
   </w:num>
-  <w:num w:numId="43">
-    <w:abstractNumId w:val="45"/>
-  </w:num>
-  <w:num w:numId="44">
+  <w:num w:numId="45">
     <w:abstractNumId w:val="24"/>
   </w:num>
-  <w:num w:numId="45">
+  <w:num w:numId="46">
     <w:abstractNumId w:val="23"/>
   </w:num>
-  <w:num w:numId="46">
+  <w:num w:numId="47">
     <w:abstractNumId w:val="22"/>
   </w:num>
   <w:numIdMacAtCleanup w:val="44"/>
@@ -21717,21 +21815,6 @@
 </file>
 
 <file path=customXml/item2.xml><?xml version="1.0" encoding="utf-8"?>
-<b:Sources xmlns:b="http://schemas.openxmlformats.org/officeDocument/2006/bibliography" xmlns="http://schemas.openxmlformats.org/officeDocument/2006/bibliography" SelectedStyle="\APASixthEditionOfficeOnline.xsl" StyleName="APA" Version="6"/>
-</file>
-
-<file path=customXml/item3.xml><?xml version="1.0" encoding="utf-8"?>
-<p:properties xmlns:p="http://schemas.microsoft.com/office/2006/metadata/properties" xmlns:xsi="http://www.w3.org/2001/XMLSchema-instance" xmlns:pc="http://schemas.microsoft.com/office/infopath/2007/PartnerControls">
-  <documentManagement>
-    <TaxCatchAll xmlns="adccf511-daff-4bcb-9072-914cedbf4c7e" xsi:nil="true"/>
-    <lcf76f155ced4ddcb4097134ff3c332f xmlns="a70d3c18-0869-45a1-9f75-4b4b8f0f32be">
-      <Terms xmlns="http://schemas.microsoft.com/office/infopath/2007/PartnerControls"/>
-    </lcf76f155ced4ddcb4097134ff3c332f>
-  </documentManagement>
-</p:properties>
-</file>
-
-<file path=customXml/item4.xml><?xml version="1.0" encoding="utf-8"?>
 <ct:contentTypeSchema xmlns:ct="http://schemas.microsoft.com/office/2006/metadata/contentType" xmlns:ma="http://schemas.microsoft.com/office/2006/metadata/properties/metaAttributes" ct:_="" ma:_="" ma:contentTypeName="Documento" ma:contentTypeID="0x010100FC2B1768DD5A774EB396CCAB0DE361C1" ma:contentTypeVersion="11" ma:contentTypeDescription="Crear nuevo documento." ma:contentTypeScope="" ma:versionID="e4c9e5a511fbaffd8485e537f9595e10">
   <xsd:schema xmlns:xsd="http://www.w3.org/2001/XMLSchema" xmlns:xs="http://www.w3.org/2001/XMLSchema" xmlns:p="http://schemas.microsoft.com/office/2006/metadata/properties" xmlns:ns2="a70d3c18-0869-45a1-9f75-4b4b8f0f32be" xmlns:ns3="adccf511-daff-4bcb-9072-914cedbf4c7e" targetNamespace="http://schemas.microsoft.com/office/2006/metadata/properties" ma:root="true" ma:fieldsID="bbeeb7fdd5dcda06cd18867ba2c601ed" ns2:_="" ns3:_="">
     <xsd:import namespace="a70d3c18-0869-45a1-9f75-4b4b8f0f32be"/>
@@ -21926,6 +22009,21 @@
 </ct:contentTypeSchema>
 </file>
 
+<file path=customXml/item3.xml><?xml version="1.0" encoding="utf-8"?>
+<p:properties xmlns:p="http://schemas.microsoft.com/office/2006/metadata/properties" xmlns:xsi="http://www.w3.org/2001/XMLSchema-instance" xmlns:pc="http://schemas.microsoft.com/office/infopath/2007/PartnerControls">
+  <documentManagement>
+    <TaxCatchAll xmlns="adccf511-daff-4bcb-9072-914cedbf4c7e" xsi:nil="true"/>
+    <lcf76f155ced4ddcb4097134ff3c332f xmlns="a70d3c18-0869-45a1-9f75-4b4b8f0f32be">
+      <Terms xmlns="http://schemas.microsoft.com/office/infopath/2007/PartnerControls"/>
+    </lcf76f155ced4ddcb4097134ff3c332f>
+  </documentManagement>
+</p:properties>
+</file>
+
+<file path=customXml/item4.xml><?xml version="1.0" encoding="utf-8"?>
+<b:Sources xmlns:b="http://schemas.openxmlformats.org/officeDocument/2006/bibliography" xmlns="http://schemas.openxmlformats.org/officeDocument/2006/bibliography" SelectedStyle="\APASixthEditionOfficeOnline.xsl" StyleName="APA" Version="6"/>
+</file>
+
 <file path=customXml/itemProps1.xml><?xml version="1.0" encoding="utf-8"?>
 <ds:datastoreItem xmlns:ds="http://schemas.openxmlformats.org/officeDocument/2006/customXml" ds:itemID="{81CBDEC1-3B00-44ED-AD36-0268077980BA}">
   <ds:schemaRefs>
@@ -21935,9 +22033,20 @@
 </file>
 
 <file path=customXml/itemProps2.xml><?xml version="1.0" encoding="utf-8"?>
-<ds:datastoreItem xmlns:ds="http://schemas.openxmlformats.org/officeDocument/2006/customXml" ds:itemID="{E8AB44A3-7C62-4BD2-82ED-8ABC209970FA}">
+<ds:datastoreItem xmlns:ds="http://schemas.openxmlformats.org/officeDocument/2006/customXml" ds:itemID="{0E686DE0-AC57-4D87-AF69-053FD1E407B8}">
   <ds:schemaRefs>
-    <ds:schemaRef ds:uri="http://schemas.openxmlformats.org/officeDocument/2006/bibliography"/>
+    <ds:schemaRef ds:uri="http://schemas.microsoft.com/office/2006/metadata/contentType"/>
+    <ds:schemaRef ds:uri="http://schemas.microsoft.com/office/2006/metadata/properties/metaAttributes"/>
+    <ds:schemaRef ds:uri="http://www.w3.org/2001/XMLSchema"/>
+    <ds:schemaRef ds:uri="http://schemas.microsoft.com/office/2006/metadata/properties"/>
+    <ds:schemaRef ds:uri="a70d3c18-0869-45a1-9f75-4b4b8f0f32be"/>
+    <ds:schemaRef ds:uri="adccf511-daff-4bcb-9072-914cedbf4c7e"/>
+    <ds:schemaRef ds:uri="http://schemas.microsoft.com/office/2006/documentManagement/types"/>
+    <ds:schemaRef ds:uri="http://schemas.microsoft.com/office/infopath/2007/PartnerControls"/>
+    <ds:schemaRef ds:uri="http://schemas.openxmlformats.org/package/2006/metadata/core-properties"/>
+    <ds:schemaRef ds:uri="http://purl.org/dc/elements/1.1/"/>
+    <ds:schemaRef ds:uri="http://purl.org/dc/terms/"/>
+    <ds:schemaRef ds:uri="http://schemas.microsoft.com/internal/obd"/>
   </ds:schemaRefs>
 </ds:datastoreItem>
 </file>
@@ -21954,20 +22063,9 @@
 </file>
 
 <file path=customXml/itemProps4.xml><?xml version="1.0" encoding="utf-8"?>
-<ds:datastoreItem xmlns:ds="http://schemas.openxmlformats.org/officeDocument/2006/customXml" ds:itemID="{0E686DE0-AC57-4D87-AF69-053FD1E407B8}">
+<ds:datastoreItem xmlns:ds="http://schemas.openxmlformats.org/officeDocument/2006/customXml" ds:itemID="{E8AB44A3-7C62-4BD2-82ED-8ABC209970FA}">
   <ds:schemaRefs>
-    <ds:schemaRef ds:uri="http://schemas.microsoft.com/office/2006/metadata/contentType"/>
-    <ds:schemaRef ds:uri="http://schemas.microsoft.com/office/2006/metadata/properties/metaAttributes"/>
-    <ds:schemaRef ds:uri="http://www.w3.org/2001/XMLSchema"/>
-    <ds:schemaRef ds:uri="http://schemas.microsoft.com/office/2006/metadata/properties"/>
-    <ds:schemaRef ds:uri="a70d3c18-0869-45a1-9f75-4b4b8f0f32be"/>
-    <ds:schemaRef ds:uri="adccf511-daff-4bcb-9072-914cedbf4c7e"/>
-    <ds:schemaRef ds:uri="http://schemas.microsoft.com/office/2006/documentManagement/types"/>
-    <ds:schemaRef ds:uri="http://schemas.microsoft.com/office/infopath/2007/PartnerControls"/>
-    <ds:schemaRef ds:uri="http://schemas.openxmlformats.org/package/2006/metadata/core-properties"/>
-    <ds:schemaRef ds:uri="http://purl.org/dc/elements/1.1/"/>
-    <ds:schemaRef ds:uri="http://purl.org/dc/terms/"/>
-    <ds:schemaRef ds:uri="http://schemas.microsoft.com/internal/obd"/>
+    <ds:schemaRef ds:uri="http://schemas.openxmlformats.org/officeDocument/2006/bibliography"/>
   </ds:schemaRefs>
 </ds:datastoreItem>
 </file>